--- a/docs/content/t_tests/t_tests_lecture.docx
+++ b/docs/content/t_tests/t_tests_lecture.docx
@@ -986,6 +986,9 @@
           </m:den>
         </m:f>
       </m:oMath>
+      <w:r>
+        <w:t xml:space="preserve">​</w:t>
+      </w:r>
     </w:p>
     <w:p>
       <w:pPr>

--- a/docs/content/t_tests/t_tests_lecture.docx
+++ b/docs/content/t_tests/t_tests_lecture.docx
@@ -7,7 +7,7 @@
         <w:pStyle w:val="Title"/>
       </w:pPr>
       <w:r>
-        <w:t xml:space="preserve">T-Tests: One, Two, Paired</w:t>
+        <w:t xml:space="preserve">Lecture: T-Tests: One, Two, Paired</w:t>
       </w:r>
     </w:p>
     <w:p>
@@ -2479,7 +2479,31 @@
         <w:rPr>
           <w:rStyle w:val="NormalTok"/>
         </w:rPr>
-        <w:t xml:space="preserve">() </w:t>
+        <w:t xml:space="preserve">(</w:t>
+      </w:r>
+      <w:r>
+        <w:rPr>
+          <w:rStyle w:val="AttributeTok"/>
+        </w:rPr>
+        <w:t xml:space="preserve">base_size =</w:t>
+      </w:r>
+      <w:r>
+        <w:rPr>
+          <w:rStyle w:val="NormalTok"/>
+        </w:rPr>
+        <w:t xml:space="preserve"> </w:t>
+      </w:r>
+      <w:r>
+        <w:rPr>
+          <w:rStyle w:val="DecValTok"/>
+        </w:rPr>
+        <w:t xml:space="preserve">9</w:t>
+      </w:r>
+      <w:r>
+        <w:rPr>
+          <w:rStyle w:val="NormalTok"/>
+        </w:rPr>
+        <w:t xml:space="preserve">) </w:t>
       </w:r>
       <w:r>
         <w:rPr>
@@ -3163,7 +3187,31 @@
         <w:rPr>
           <w:rStyle w:val="NormalTok"/>
         </w:rPr>
-        <w:t xml:space="preserve">() </w:t>
+        <w:t xml:space="preserve">(</w:t>
+      </w:r>
+      <w:r>
+        <w:rPr>
+          <w:rStyle w:val="AttributeTok"/>
+        </w:rPr>
+        <w:t xml:space="preserve">base_size =</w:t>
+      </w:r>
+      <w:r>
+        <w:rPr>
+          <w:rStyle w:val="NormalTok"/>
+        </w:rPr>
+        <w:t xml:space="preserve"> </w:t>
+      </w:r>
+      <w:r>
+        <w:rPr>
+          <w:rStyle w:val="DecValTok"/>
+        </w:rPr>
+        <w:t xml:space="preserve">9</w:t>
+      </w:r>
+      <w:r>
+        <w:rPr>
+          <w:rStyle w:val="NormalTok"/>
+        </w:rPr>
+        <w:t xml:space="preserve">) </w:t>
       </w:r>
       <w:r>
         <w:rPr>
@@ -6100,7 +6148,31 @@
         <w:rPr>
           <w:rStyle w:val="NormalTok"/>
         </w:rPr>
-        <w:t xml:space="preserve">()</w:t>
+        <w:t xml:space="preserve">(</w:t>
+      </w:r>
+      <w:r>
+        <w:rPr>
+          <w:rStyle w:val="AttributeTok"/>
+        </w:rPr>
+        <w:t xml:space="preserve">base_size =</w:t>
+      </w:r>
+      <w:r>
+        <w:rPr>
+          <w:rStyle w:val="NormalTok"/>
+        </w:rPr>
+        <w:t xml:space="preserve"> </w:t>
+      </w:r>
+      <w:r>
+        <w:rPr>
+          <w:rStyle w:val="DecValTok"/>
+        </w:rPr>
+        <w:t xml:space="preserve">9</w:t>
+      </w:r>
+      <w:r>
+        <w:rPr>
+          <w:rStyle w:val="NormalTok"/>
+        </w:rPr>
+        <w:t xml:space="preserve">)</w:t>
       </w:r>
       <w:r>
         <w:br/>
@@ -9456,7 +9528,31 @@
               <w:rPr>
                 <w:rStyle w:val="NormalTok"/>
               </w:rPr>
-              <w:t xml:space="preserve">()</w:t>
+              <w:t xml:space="preserve">(</w:t>
+            </w:r>
+            <w:r>
+              <w:rPr>
+                <w:rStyle w:val="AttributeTok"/>
+              </w:rPr>
+              <w:t xml:space="preserve">base_size =</w:t>
+            </w:r>
+            <w:r>
+              <w:rPr>
+                <w:rStyle w:val="NormalTok"/>
+              </w:rPr>
+              <w:t xml:space="preserve"> </w:t>
+            </w:r>
+            <w:r>
+              <w:rPr>
+                <w:rStyle w:val="DecValTok"/>
+              </w:rPr>
+              <w:t xml:space="preserve">9</w:t>
+            </w:r>
+            <w:r>
+              <w:rPr>
+                <w:rStyle w:val="NormalTok"/>
+              </w:rPr>
+              <w:t xml:space="preserve">)</w:t>
             </w:r>
             <w:r>
               <w:br/>
@@ -13625,8 +13721,8 @@
     </w:pPr>
     <w:rPr>
       <w:rFonts w:asciiTheme="majorHAnsi" w:cstheme="majorBidi" w:eastAsiaTheme="majorEastAsia" w:hAnsiTheme="majorHAnsi"/>
-      <w:sz w:val="32"/>
-      <w:szCs w:val="32"/>
+      <w:sz w:val="28"/>
+      <w:szCs w:val="28"/>
     </w:rPr>
   </w:style>
   <w:style w:customStyle="1" w:styleId="TitleChar" w:type="character">
@@ -13637,8 +13733,8 @@
     <w:rsid w:val="00A10FD9"/>
     <w:rPr>
       <w:rFonts w:asciiTheme="majorHAnsi" w:cstheme="majorBidi" w:eastAsiaTheme="majorEastAsia" w:hAnsiTheme="majorHAnsi"/>
-      <w:sz w:val="56"/>
-      <w:szCs w:val="56"/>
+      <w:sz w:val="28"/>
+      <w:szCs w:val="28"/>
     </w:rPr>
   </w:style>
   <w:style w:styleId="Subtitle" w:type="paragraph">

--- a/docs/content/t_tests/t_tests_lecture.docx
+++ b/docs/content/t_tests/t_tests_lecture.docx
@@ -240,14 +240,14 @@
     </w:tbl>
     <w:p>
       <w:pPr>
-        <w:pStyle w:val="BodyText"/>
+        <w:pStyle w:val="CaptionedFigure"/>
       </w:pPr>
       <w:r>
         <w:drawing>
           <wp:inline>
             <wp:extent cx="2295525" cy="3143250"/>
             <wp:effectExtent b="0" l="0" r="0" t="0"/>
-            <wp:docPr descr="" title="" id="13" name="Picture"/>
+            <wp:docPr descr="Diagram of a large circle labeled ‘population’ with dots representing individuals and Greek-letter parameters (mu, sigma, sigma-squared), with orange arrows showing a subset of dots being drawn down into a small circle labeled ‘sample’ with its statistics (y-bar, s, s-squared), illustrating that a sample is used to estimate unknown population parameters." title="" id="13" name="Picture"/>
             <a:graphic>
               <a:graphicData uri="http://schemas.openxmlformats.org/drawingml/2006/picture">
                 <pic:pic>
@@ -283,6 +283,38 @@
             </a:graphic>
           </wp:inline>
         </w:drawing>
+      </w:r>
+    </w:p>
+    <w:p>
+      <w:pPr>
+        <w:pStyle w:val="ImageCaption"/>
+      </w:pPr>
+      <w:r>
+        <w:t xml:space="preserve">Diagram of a large circle labeled</w:t>
+      </w:r>
+      <w:r>
+        <w:t xml:space="preserve"> </w:t>
+      </w:r>
+      <w:r>
+        <w:t xml:space="preserve">‘population’</w:t>
+      </w:r>
+      <w:r>
+        <w:t xml:space="preserve"> </w:t>
+      </w:r>
+      <w:r>
+        <w:t xml:space="preserve">with dots representing individuals and Greek-letter parameters (mu, sigma, sigma-squared), with orange arrows showing a subset of dots being drawn down into a small circle labeled</w:t>
+      </w:r>
+      <w:r>
+        <w:t xml:space="preserve"> </w:t>
+      </w:r>
+      <w:r>
+        <w:t xml:space="preserve">‘sample’</w:t>
+      </w:r>
+      <w:r>
+        <w:t xml:space="preserve"> </w:t>
+      </w:r>
+      <w:r>
+        <w:t xml:space="preserve">with its statistics (y-bar, s, s-squared), illustrating that a sample is used to estimate unknown population parameters.</w:t>
       </w:r>
     </w:p>
     <w:tbl>
@@ -4184,14 +4216,14 @@
     </w:p>
     <w:p>
       <w:pPr>
-        <w:pStyle w:val="FirstParagraph"/>
+        <w:pStyle w:val="CaptionedFigure"/>
       </w:pPr>
       <w:r>
         <w:drawing>
           <wp:inline>
             <wp:extent cx="2543175" cy="1885950"/>
             <wp:effectExtent b="0" l="0" r="0" t="0"/>
-            <wp:docPr descr="" title="" id="49" name="Picture"/>
+            <wp:docPr descr="Bell-shaped t-distribution curve with the area to the left of t = 1.328 shaded, illustrating a one-tailed cutoff where the shaded region represents the proportion of the distribution below that t-value." title="" id="49" name="Picture"/>
             <a:graphic>
               <a:graphicData uri="http://schemas.openxmlformats.org/drawingml/2006/picture">
                 <pic:pic>
@@ -4231,14 +4263,22 @@
     </w:p>
     <w:p>
       <w:pPr>
-        <w:pStyle w:val="BodyText"/>
+        <w:pStyle w:val="ImageCaption"/>
+      </w:pPr>
+      <w:r>
+        <w:t xml:space="preserve">Bell-shaped t-distribution curve with the area to the left of t = 1.328 shaded, illustrating a one-tailed cutoff where the shaded region represents the proportion of the distribution below that t-value.</w:t>
+      </w:r>
+    </w:p>
+    <w:p>
+      <w:pPr>
+        <w:pStyle w:val="CaptionedFigure"/>
       </w:pPr>
       <w:r>
         <w:drawing>
           <wp:inline>
             <wp:extent cx="2857500" cy="1820801"/>
             <wp:effectExtent b="0" l="0" r="0" t="0"/>
-            <wp:docPr descr="" title="" id="52" name="Picture"/>
+            <wp:docPr descr="Student’s t critical-value table with the one-tail 0.05 column and df = 7 row highlighted, intersecting at the critical value 1.895, the value used for a one-tailed test at alpha = 0.05." title="" id="52" name="Picture"/>
             <a:graphic>
               <a:graphicData uri="http://schemas.openxmlformats.org/drawingml/2006/picture">
                 <pic:pic>
@@ -4276,6 +4316,14 @@
         </w:drawing>
       </w:r>
     </w:p>
+    <w:p>
+      <w:pPr>
+        <w:pStyle w:val="ImageCaption"/>
+      </w:pPr>
+      <w:r>
+        <w:t xml:space="preserve">Student’s t critical-value table with the one-tail 0.05 column and df = 7 row highlighted, intersecting at the critical value 1.895, the value used for a one-tailed test at alpha = 0.05.</w:t>
+      </w:r>
+    </w:p>
     <w:bookmarkEnd w:id="54"/>
     <w:bookmarkStart w:id="63" w:name="two-tailed-questions"/>
     <w:p>
@@ -4336,14 +4384,14 @@
     </w:p>
     <w:p>
       <w:pPr>
-        <w:pStyle w:val="FirstParagraph"/>
+        <w:pStyle w:val="CaptionedFigure"/>
       </w:pPr>
       <w:r>
         <w:drawing>
           <wp:inline>
             <wp:extent cx="2286000" cy="1312606"/>
             <wp:effectExtent b="0" l="0" r="0" t="0"/>
-            <wp:docPr descr="" title="" id="56" name="Picture"/>
+            <wp:docPr descr="Bell-shaped t-distribution curve with both tails shaded beyond t = -1.729 and t = 1.729, illustrating a two-tailed cutoff where the two shaded regions together represent the proportion of the distribution outside that range." title="" id="56" name="Picture"/>
             <a:graphic>
               <a:graphicData uri="http://schemas.openxmlformats.org/drawingml/2006/picture">
                 <pic:pic>
@@ -4383,14 +4431,22 @@
     </w:p>
     <w:p>
       <w:pPr>
-        <w:pStyle w:val="BodyText"/>
+        <w:pStyle w:val="ImageCaption"/>
+      </w:pPr>
+      <w:r>
+        <w:t xml:space="preserve">Bell-shaped t-distribution curve with both tails shaded beyond t = -1.729 and t = 1.729, illustrating a two-tailed cutoff where the two shaded regions together represent the proportion of the distribution outside that range.</w:t>
+      </w:r>
+    </w:p>
+    <w:p>
+      <w:pPr>
+        <w:pStyle w:val="CaptionedFigure"/>
       </w:pPr>
       <w:r>
         <w:drawing>
           <wp:inline>
             <wp:extent cx="2857500" cy="1812201"/>
             <wp:effectExtent b="0" l="0" r="0" t="0"/>
-            <wp:docPr descr="" title="" id="59" name="Picture"/>
+            <wp:docPr descr="Student’s t critical-value table with the two-tail 0.05 column and df = 7 row highlighted, intersecting at the critical value 2.365, the value used for a two-tailed test/95% confidence interval at alpha = 0.05." title="" id="59" name="Picture"/>
             <a:graphic>
               <a:graphicData uri="http://schemas.openxmlformats.org/drawingml/2006/picture">
                 <pic:pic>
@@ -4426,6 +4482,14 @@
             </a:graphic>
           </wp:inline>
         </w:drawing>
+      </w:r>
+    </w:p>
+    <w:p>
+      <w:pPr>
+        <w:pStyle w:val="ImageCaption"/>
+      </w:pPr>
+      <w:r>
+        <w:t xml:space="preserve">Student’s t critical-value table with the two-tail 0.05 column and df = 7 row highlighted, intersecting at the critical value 2.365, the value used for a two-tailed test/95% confidence interval at alpha = 0.05.</w:t>
       </w:r>
     </w:p>
     <w:tbl>
@@ -4848,14 +4912,14 @@
     </w:tbl>
     <w:p>
       <w:pPr>
-        <w:pStyle w:val="BodyText"/>
+        <w:pStyle w:val="CaptionedFigure"/>
       </w:pPr>
       <w:r>
         <w:drawing>
           <wp:inline>
             <wp:extent cx="2857500" cy="1812201"/>
             <wp:effectExtent b="0" l="0" r="0" t="0"/>
-            <wp:docPr descr="" title="" id="66" name="Picture"/>
+            <wp:docPr descr="Student’s t critical-value table with the two-tail 0.05 column and df = 7 row highlighted, intersecting at the critical value 2.365, the value used for a two-tailed test/95% confidence interval at alpha = 0.05." title="" id="66" name="Picture"/>
             <a:graphic>
               <a:graphicData uri="http://schemas.openxmlformats.org/drawingml/2006/picture">
                 <pic:pic>
@@ -4891,6 +4955,14 @@
             </a:graphic>
           </wp:inline>
         </w:drawing>
+      </w:r>
+    </w:p>
+    <w:p>
+      <w:pPr>
+        <w:pStyle w:val="ImageCaption"/>
+      </w:pPr>
+      <w:r>
+        <w:t xml:space="preserve">Student’s t critical-value table with the two-tail 0.05 column and df = 7 row highlighted, intersecting at the critical value 2.365, the value used for a two-tailed test/95% confidence interval at alpha = 0.05.</w:t>
       </w:r>
     </w:p>
     <w:bookmarkEnd w:id="68"/>
@@ -7490,14 +7562,14 @@
     </w:p>
     <w:p>
       <w:pPr>
-        <w:pStyle w:val="BodyText"/>
+        <w:pStyle w:val="CaptionedFigure"/>
       </w:pPr>
       <w:r>
         <w:drawing>
           <wp:inline>
             <wp:extent cx="1943100" cy="1943100"/>
             <wp:effectExtent b="0" l="0" r="0" t="0"/>
-            <wp:docPr descr="" title="" id="111" name="Picture"/>
+            <wp:docPr descr="Photo of two separate green pine branches side by side, each with needle clusters, representing the two independent samples (populations X and Y) being compared in a two-sample t-test." title="" id="111" name="Picture"/>
             <a:graphic>
               <a:graphicData uri="http://schemas.openxmlformats.org/drawingml/2006/picture">
                 <pic:pic>
@@ -7533,6 +7605,14 @@
             </a:graphic>
           </wp:inline>
         </w:drawing>
+      </w:r>
+    </w:p>
+    <w:p>
+      <w:pPr>
+        <w:pStyle w:val="ImageCaption"/>
+      </w:pPr>
+      <w:r>
+        <w:t xml:space="preserve">Photo of two separate green pine branches side by side, each with needle clusters, representing the two independent samples (populations X and Y) being compared in a two-sample t-test.</w:t>
       </w:r>
     </w:p>
     <w:bookmarkEnd w:id="113"/>

--- a/docs/content/t_tests/t_tests_lecture.docx
+++ b/docs/content/t_tests/t_tests_lecture.docx
@@ -245,7 +245,7 @@
       <w:r>
         <w:drawing>
           <wp:inline>
-            <wp:extent cx="2295525" cy="3143250"/>
+            <wp:extent cx="2295143" cy="3145536"/>
             <wp:effectExtent b="0" l="0" r="0" t="0"/>
             <wp:docPr descr="Diagram of a large circle labeled ‘population’ with dots representing individuals and Greek-letter parameters (mu, sigma, sigma-squared), with orange arrows showing a subset of dots being drawn down into a small circle labeled ‘sample’ with its statistics (y-bar, s, s-squared), illustrating that a sample is used to estimate unknown population parameters." title="" id="13" name="Picture"/>
             <a:graphic>
@@ -266,7 +266,7 @@
                   <pic:spPr bwMode="auto">
                     <a:xfrm>
                       <a:off x="0" y="0"/>
-                      <a:ext cx="2295525" cy="3143250"/>
+                      <a:ext cx="2295143" cy="3145536"/>
                     </a:xfrm>
                     <a:prstGeom prst="rect">
                       <a:avLst/>
@@ -897,7 +897,20 @@
               <w:spacing w:after="16"/>
             </w:pPr>
             <w:r>
-              <w:t xml:space="preserve">For two sample T-tests, degrees of freedom = n₁ + n₂ − 2. With 8 needles per side, df = 8 + 8 − 2 = 14.</w:t>
+              <w:t xml:space="preserve">For two sample T-tests, degrees of freedom = n₁ + n₂ − 2. Once we average the needles up to one value per tree side (next slide), we have 8 trees per side — so df = 8 + 8 − 2 = 14. Note that n is the number of</w:t>
+            </w:r>
+            <w:r>
+              <w:t xml:space="preserve"> </w:t>
+            </w:r>
+            <w:r>
+              <w:rPr>
+                <w:i/>
+                <w:iCs/>
+              </w:rPr>
+              <w:t xml:space="preserve">trees</w:t>
+            </w:r>
+            <w:r>
+              <w:t xml:space="preserve">, not needles.</w:t>
             </w:r>
           </w:p>
           <w:p/>
@@ -1248,7 +1261,31 @@
         <w:rPr>
           <w:rStyle w:val="NormalTok"/>
         </w:rPr>
-        <w:t xml:space="preserve">))</w:t>
+        <w:t xml:space="preserve">), </w:t>
+      </w:r>
+      <w:r>
+        <w:rPr>
+          <w:rStyle w:val="AttributeTok"/>
+        </w:rPr>
+        <w:t xml:space="preserve">.groups =</w:t>
+      </w:r>
+      <w:r>
+        <w:rPr>
+          <w:rStyle w:val="NormalTok"/>
+        </w:rPr>
+        <w:t xml:space="preserve"> </w:t>
+      </w:r>
+      <w:r>
+        <w:rPr>
+          <w:rStyle w:val="StringTok"/>
+        </w:rPr>
+        <w:t xml:space="preserve">"drop"</w:t>
+      </w:r>
+      <w:r>
+        <w:rPr>
+          <w:rStyle w:val="NormalTok"/>
+        </w:rPr>
+        <w:t xml:space="preserve">)</w:t>
       </w:r>
       <w:r>
         <w:br/>
@@ -1374,7 +1411,31 @@
         <w:rPr>
           <w:rStyle w:val="NormalTok"/>
         </w:rPr>
-        <w:t xml:space="preserve">))</w:t>
+        <w:t xml:space="preserve">), </w:t>
+      </w:r>
+      <w:r>
+        <w:rPr>
+          <w:rStyle w:val="AttributeTok"/>
+        </w:rPr>
+        <w:t xml:space="preserve">.groups =</w:t>
+      </w:r>
+      <w:r>
+        <w:rPr>
+          <w:rStyle w:val="NormalTok"/>
+        </w:rPr>
+        <w:t xml:space="preserve"> </w:t>
+      </w:r>
+      <w:r>
+        <w:rPr>
+          <w:rStyle w:val="StringTok"/>
+        </w:rPr>
+        <w:t xml:space="preserve">"drop"</w:t>
+      </w:r>
+      <w:r>
+        <w:rPr>
+          <w:rStyle w:val="NormalTok"/>
+        </w:rPr>
+        <w:t xml:space="preserve">)</w:t>
       </w:r>
       <w:r>
         <w:br/>
@@ -4221,9 +4282,9 @@
       <w:r>
         <w:drawing>
           <wp:inline>
-            <wp:extent cx="2543175" cy="1885950"/>
+            <wp:extent cx="2542032" cy="1883664"/>
             <wp:effectExtent b="0" l="0" r="0" t="0"/>
-            <wp:docPr descr="Bell-shaped t-distribution curve with the area to the left of t = 1.328 shaded, illustrating a one-tailed cutoff where the shaded region represents the proportion of the distribution below that t-value." title="" id="49" name="Picture"/>
+            <wp:docPr descr="Bell-shaped t-distribution curve with the area to the left of the critical value shaded, illustrating a one-tailed cutoff where the shaded region represents the proportion of the distribution below that t-value (here t = 1.895 at df = 7)." title="" id="49" name="Picture"/>
             <a:graphic>
               <a:graphicData uri="http://schemas.openxmlformats.org/drawingml/2006/picture">
                 <pic:pic>
@@ -4242,7 +4303,7 @@
                   <pic:spPr bwMode="auto">
                     <a:xfrm>
                       <a:off x="0" y="0"/>
-                      <a:ext cx="2543175" cy="1885950"/>
+                      <a:ext cx="2542032" cy="1883664"/>
                     </a:xfrm>
                     <a:prstGeom prst="rect">
                       <a:avLst/>
@@ -4266,7 +4327,7 @@
         <w:pStyle w:val="ImageCaption"/>
       </w:pPr>
       <w:r>
-        <w:t xml:space="preserve">Bell-shaped t-distribution curve with the area to the left of t = 1.328 shaded, illustrating a one-tailed cutoff where the shaded region represents the proportion of the distribution below that t-value.</w:t>
+        <w:t xml:space="preserve">Bell-shaped t-distribution curve with the area to the left of the critical value shaded, illustrating a one-tailed cutoff where the shaded region represents the proportion of the distribution below that t-value (here t = 1.895 at df = 7).</w:t>
       </w:r>
     </w:p>
     <w:p>
@@ -4276,7 +4337,7 @@
       <w:r>
         <w:drawing>
           <wp:inline>
-            <wp:extent cx="2857500" cy="1820801"/>
+            <wp:extent cx="2852928" cy="1817887"/>
             <wp:effectExtent b="0" l="0" r="0" t="0"/>
             <wp:docPr descr="Student’s t critical-value table with the one-tail 0.05 column and df = 7 row highlighted, intersecting at the critical value 1.895, the value used for a one-tailed test at alpha = 0.05." title="" id="52" name="Picture"/>
             <a:graphic>
@@ -4297,7 +4358,7 @@
                   <pic:spPr bwMode="auto">
                     <a:xfrm>
                       <a:off x="0" y="0"/>
-                      <a:ext cx="2857500" cy="1820801"/>
+                      <a:ext cx="2852928" cy="1817887"/>
                     </a:xfrm>
                     <a:prstGeom prst="rect">
                       <a:avLst/>
@@ -4391,7 +4452,7 @@
           <wp:inline>
             <wp:extent cx="2286000" cy="1312606"/>
             <wp:effectExtent b="0" l="0" r="0" t="0"/>
-            <wp:docPr descr="Bell-shaped t-distribution curve with both tails shaded beyond t = -1.729 and t = 1.729, illustrating a two-tailed cutoff where the two shaded regions together represent the proportion of the distribution outside that range." title="" id="56" name="Picture"/>
+            <wp:docPr descr="Bell-shaped t-distribution curve with both tails shaded beyond the critical values (here t = -2.365 and t = 2.365 at df = 7), illustrating a two-tailed cutoff where the two shaded regions together represent the proportion of the distribution outside that range." title="" id="56" name="Picture"/>
             <a:graphic>
               <a:graphicData uri="http://schemas.openxmlformats.org/drawingml/2006/picture">
                 <pic:pic>
@@ -4434,7 +4495,7 @@
         <w:pStyle w:val="ImageCaption"/>
       </w:pPr>
       <w:r>
-        <w:t xml:space="preserve">Bell-shaped t-distribution curve with both tails shaded beyond t = -1.729 and t = 1.729, illustrating a two-tailed cutoff where the two shaded regions together represent the proportion of the distribution outside that range.</w:t>
+        <w:t xml:space="preserve">Bell-shaped t-distribution curve with both tails shaded beyond the critical values (here t = -2.365 and t = 2.365 at df = 7), illustrating a two-tailed cutoff where the two shaded regions together represent the proportion of the distribution outside that range.</w:t>
       </w:r>
     </w:p>
     <w:p>
@@ -4444,7 +4505,7 @@
       <w:r>
         <w:drawing>
           <wp:inline>
-            <wp:extent cx="2857500" cy="1812201"/>
+            <wp:extent cx="2852928" cy="1809301"/>
             <wp:effectExtent b="0" l="0" r="0" t="0"/>
             <wp:docPr descr="Student’s t critical-value table with the two-tail 0.05 column and df = 7 row highlighted, intersecting at the critical value 2.365, the value used for a two-tailed test/95% confidence interval at alpha = 0.05." title="" id="59" name="Picture"/>
             <a:graphic>
@@ -4465,7 +4526,7 @@
                   <pic:spPr bwMode="auto">
                     <a:xfrm>
                       <a:off x="0" y="0"/>
-                      <a:ext cx="2857500" cy="1812201"/>
+                      <a:ext cx="2852928" cy="1809301"/>
                     </a:xfrm>
                     <a:prstGeom prst="rect">
                       <a:avLst/>
@@ -4917,7 +4978,7 @@
       <w:r>
         <w:drawing>
           <wp:inline>
-            <wp:extent cx="2857500" cy="1812201"/>
+            <wp:extent cx="2852928" cy="1809301"/>
             <wp:effectExtent b="0" l="0" r="0" t="0"/>
             <wp:docPr descr="Student’s t critical-value table with the two-tail 0.05 column and df = 7 row highlighted, intersecting at the critical value 2.365, the value used for a two-tailed test/95% confidence interval at alpha = 0.05." title="" id="66" name="Picture"/>
             <a:graphic>
@@ -4938,7 +4999,7 @@
                   <pic:spPr bwMode="auto">
                     <a:xfrm>
                       <a:off x="0" y="0"/>
-                      <a:ext cx="2857500" cy="1812201"/>
+                      <a:ext cx="2852928" cy="1809301"/>
                     </a:xfrm>
                     <a:prstGeom prst="rect">
                       <a:avLst/>
@@ -5435,19 +5496,16 @@
         <w:rPr>
           <w:rStyle w:val="CommentTok"/>
         </w:rPr>
-        <w:t xml:space="preserve"># YOUR </w:t>
-      </w:r>
-      <w:r>
-        <w:rPr>
-          <w:rStyle w:val="AlertTok"/>
-        </w:rPr>
-        <w:t xml:space="preserve">TASK</w:t>
+        <w:t xml:space="preserve"># The one-sample test below is on the SHADY side, so that is the group</w:t>
+      </w:r>
+      <w:r>
+        <w:br/>
       </w:r>
       <w:r>
         <w:rPr>
           <w:rStyle w:val="CommentTok"/>
         </w:rPr>
-        <w:t xml:space="preserve">: Test normality of all pine needle lengths</w:t>
+        <w:t xml:space="preserve"># whose normality we need to check -- not the two sides pooled together.</w:t>
       </w:r>
       <w:r>
         <w:br/>
@@ -5462,7 +5520,7 @@
         <w:rPr>
           <w:rStyle w:val="NormalTok"/>
         </w:rPr>
-        <w:t xml:space="preserve">(ps_df</w:t>
+        <w:t xml:space="preserve">(ps_shady_df</w:t>
       </w:r>
       <w:r>
         <w:rPr>
@@ -5501,7 +5559,7 @@
         <w:rPr>
           <w:rStyle w:val="StringTok"/>
         </w:rPr>
-        <w:t xml:space="preserve">"QQ Plot for length of pine needles"</w:t>
+        <w:t xml:space="preserve">"QQ Plot — shady side needle length"</w:t>
       </w:r>
       <w:r>
         <w:rPr>
@@ -5598,7 +5656,7 @@
         <w:rPr>
           <w:rStyle w:val="VerbatimChar"/>
         </w:rPr>
-        <w:t xml:space="preserve">[1]  8 11</w:t>
+        <w:t xml:space="preserve">[1] 7 6</w:t>
       </w:r>
     </w:p>
     <w:tbl>
@@ -5733,7 +5791,7 @@
       </w:tr>
     </w:tbl>
     <w:bookmarkEnd w:id="81"/>
-    <w:bookmarkStart w:id="84" w:name="checking-normality-shapiro-wilk-test"/>
+    <w:bookmarkStart w:id="86" w:name="checking-normality-shapiro-wilk-test"/>
     <w:p>
       <w:pPr>
         <w:pStyle w:val="Heading2"/>
@@ -5756,7 +5814,7 @@
         <w:rPr>
           <w:rStyle w:val="NormalTok"/>
         </w:rPr>
-        <w:t xml:space="preserve">(ps_df</w:t>
+        <w:t xml:space="preserve">(ps_shady_df</w:t>
       </w:r>
       <w:r>
         <w:rPr>
@@ -5794,7 +5852,7 @@
         <w:rPr>
           <w:rStyle w:val="VerbatimChar"/>
         </w:rPr>
-        <w:t xml:space="preserve">data:  ps_df$length_mm</w:t>
+        <w:t xml:space="preserve">data:  ps_shady_df$length_mm</w:t>
       </w:r>
       <w:r>
         <w:br/>
@@ -5803,7 +5861,7 @@
         <w:rPr>
           <w:rStyle w:val="VerbatimChar"/>
         </w:rPr>
-        <w:t xml:space="preserve">W = 0.92754, p-value = 0.2228</w:t>
+        <w:t xml:space="preserve">W = 0.96639, p-value = 0.8683</w:t>
       </w:r>
     </w:p>
     <w:tbl>
@@ -5962,345 +6020,12 @@
         </w:tc>
       </w:tr>
     </w:tbl>
-    <w:bookmarkEnd w:id="84"/>
-    <w:bookmarkStart w:id="90" w:name="checking-for-outliers"/>
-    <w:p>
-      <w:pPr>
-        <w:pStyle w:val="Heading2"/>
-      </w:pPr>
-      <w:r>
-        <w:t xml:space="preserve">Checking for Outliers</w:t>
-      </w:r>
-    </w:p>
-    <w:p>
-      <w:pPr>
-        <w:pStyle w:val="SourceCode"/>
-      </w:pPr>
-      <w:r>
-        <w:rPr>
-          <w:rStyle w:val="NormalTok"/>
-        </w:rPr>
-        <w:t xml:space="preserve">shady_sunny_plot </w:t>
-      </w:r>
-      <w:r>
-        <w:rPr>
-          <w:rStyle w:val="OtherTok"/>
-        </w:rPr>
-        <w:t xml:space="preserve">&lt;-</w:t>
-      </w:r>
-      <w:r>
-        <w:rPr>
-          <w:rStyle w:val="NormalTok"/>
-        </w:rPr>
-        <w:t xml:space="preserve"> ps_df </w:t>
-      </w:r>
-      <w:r>
-        <w:rPr>
-          <w:rStyle w:val="SpecialCharTok"/>
-        </w:rPr>
-        <w:t xml:space="preserve">%&gt;%</w:t>
-      </w:r>
-      <w:r>
-        <w:br/>
-      </w:r>
-      <w:r>
-        <w:rPr>
-          <w:rStyle w:val="NormalTok"/>
-        </w:rPr>
-        <w:t xml:space="preserve">  </w:t>
-      </w:r>
-      <w:r>
-        <w:rPr>
-          <w:rStyle w:val="FunctionTok"/>
-        </w:rPr>
-        <w:t xml:space="preserve">ggplot</w:t>
-      </w:r>
-      <w:r>
-        <w:rPr>
-          <w:rStyle w:val="NormalTok"/>
-        </w:rPr>
-        <w:t xml:space="preserve">(</w:t>
-      </w:r>
-      <w:r>
-        <w:rPr>
-          <w:rStyle w:val="FunctionTok"/>
-        </w:rPr>
-        <w:t xml:space="preserve">aes</w:t>
-      </w:r>
-      <w:r>
-        <w:rPr>
-          <w:rStyle w:val="NormalTok"/>
-        </w:rPr>
-        <w:t xml:space="preserve">(</w:t>
-      </w:r>
-      <w:r>
-        <w:rPr>
-          <w:rStyle w:val="AttributeTok"/>
-        </w:rPr>
-        <w:t xml:space="preserve">x =</w:t>
-      </w:r>
-      <w:r>
-        <w:rPr>
-          <w:rStyle w:val="NormalTok"/>
-        </w:rPr>
-        <w:t xml:space="preserve"> side, </w:t>
-      </w:r>
-      <w:r>
-        <w:rPr>
-          <w:rStyle w:val="AttributeTok"/>
-        </w:rPr>
-        <w:t xml:space="preserve">y =</w:t>
-      </w:r>
-      <w:r>
-        <w:rPr>
-          <w:rStyle w:val="NormalTok"/>
-        </w:rPr>
-        <w:t xml:space="preserve"> length_mm, </w:t>
-      </w:r>
-      <w:r>
-        <w:rPr>
-          <w:rStyle w:val="AttributeTok"/>
-        </w:rPr>
-        <w:t xml:space="preserve">fill =</w:t>
-      </w:r>
-      <w:r>
-        <w:rPr>
-          <w:rStyle w:val="NormalTok"/>
-        </w:rPr>
-        <w:t xml:space="preserve"> side)) </w:t>
-      </w:r>
-      <w:r>
-        <w:rPr>
-          <w:rStyle w:val="SpecialCharTok"/>
-        </w:rPr>
-        <w:t xml:space="preserve">+</w:t>
-      </w:r>
-      <w:r>
-        <w:br/>
-      </w:r>
-      <w:r>
-        <w:rPr>
-          <w:rStyle w:val="NormalTok"/>
-        </w:rPr>
-        <w:t xml:space="preserve">  </w:t>
-      </w:r>
-      <w:r>
-        <w:rPr>
-          <w:rStyle w:val="FunctionTok"/>
-        </w:rPr>
-        <w:t xml:space="preserve">geom_boxplot</w:t>
-      </w:r>
-      <w:r>
-        <w:rPr>
-          <w:rStyle w:val="NormalTok"/>
-        </w:rPr>
-        <w:t xml:space="preserve">() </w:t>
-      </w:r>
-      <w:r>
-        <w:rPr>
-          <w:rStyle w:val="SpecialCharTok"/>
-        </w:rPr>
-        <w:t xml:space="preserve">+</w:t>
-      </w:r>
-      <w:r>
-        <w:br/>
-      </w:r>
-      <w:r>
-        <w:rPr>
-          <w:rStyle w:val="NormalTok"/>
-        </w:rPr>
-        <w:t xml:space="preserve">  </w:t>
-      </w:r>
-      <w:r>
-        <w:rPr>
-          <w:rStyle w:val="FunctionTok"/>
-        </w:rPr>
-        <w:t xml:space="preserve">labs</w:t>
-      </w:r>
-      <w:r>
-        <w:rPr>
-          <w:rStyle w:val="NormalTok"/>
-        </w:rPr>
-        <w:t xml:space="preserve">(</w:t>
-      </w:r>
-      <w:r>
-        <w:rPr>
-          <w:rStyle w:val="AttributeTok"/>
-        </w:rPr>
-        <w:t xml:space="preserve">x =</w:t>
-      </w:r>
-      <w:r>
-        <w:rPr>
-          <w:rStyle w:val="NormalTok"/>
-        </w:rPr>
+    <w:p>
+      <w:pPr>
+        <w:pStyle w:val="BodyText"/>
+      </w:pPr>
+      <w:r>
         <w:t xml:space="preserve"> </w:t>
-      </w:r>
-      <w:r>
-        <w:rPr>
-          <w:rStyle w:val="StringTok"/>
-        </w:rPr>
-        <w:t xml:space="preserve">"side"</w:t>
-      </w:r>
-      <w:r>
-        <w:rPr>
-          <w:rStyle w:val="NormalTok"/>
-        </w:rPr>
-        <w:t xml:space="preserve">, </w:t>
-      </w:r>
-      <w:r>
-        <w:rPr>
-          <w:rStyle w:val="AttributeTok"/>
-        </w:rPr>
-        <w:t xml:space="preserve">y =</w:t>
-      </w:r>
-      <w:r>
-        <w:rPr>
-          <w:rStyle w:val="NormalTok"/>
-        </w:rPr>
-        <w:t xml:space="preserve"> </w:t>
-      </w:r>
-      <w:r>
-        <w:rPr>
-          <w:rStyle w:val="StringTok"/>
-        </w:rPr>
-        <w:t xml:space="preserve">"Length (mm)"</w:t>
-      </w:r>
-      <w:r>
-        <w:rPr>
-          <w:rStyle w:val="NormalTok"/>
-        </w:rPr>
-        <w:t xml:space="preserve">, </w:t>
-      </w:r>
-      <w:r>
-        <w:rPr>
-          <w:rStyle w:val="AttributeTok"/>
-        </w:rPr>
-        <w:t xml:space="preserve">fill =</w:t>
-      </w:r>
-      <w:r>
-        <w:rPr>
-          <w:rStyle w:val="NormalTok"/>
-        </w:rPr>
-        <w:t xml:space="preserve"> </w:t>
-      </w:r>
-      <w:r>
-        <w:rPr>
-          <w:rStyle w:val="StringTok"/>
-        </w:rPr>
-        <w:t xml:space="preserve">"side"</w:t>
-      </w:r>
-      <w:r>
-        <w:rPr>
-          <w:rStyle w:val="NormalTok"/>
-        </w:rPr>
-        <w:t xml:space="preserve">) </w:t>
-      </w:r>
-      <w:r>
-        <w:rPr>
-          <w:rStyle w:val="SpecialCharTok"/>
-        </w:rPr>
-        <w:t xml:space="preserve">+</w:t>
-      </w:r>
-      <w:r>
-        <w:br/>
-      </w:r>
-      <w:r>
-        <w:rPr>
-          <w:rStyle w:val="NormalTok"/>
-        </w:rPr>
-        <w:t xml:space="preserve">  </w:t>
-      </w:r>
-      <w:r>
-        <w:rPr>
-          <w:rStyle w:val="FunctionTok"/>
-        </w:rPr>
-        <w:t xml:space="preserve">theme_minimal</w:t>
-      </w:r>
-      <w:r>
-        <w:rPr>
-          <w:rStyle w:val="NormalTok"/>
-        </w:rPr>
-        <w:t xml:space="preserve">(</w:t>
-      </w:r>
-      <w:r>
-        <w:rPr>
-          <w:rStyle w:val="AttributeTok"/>
-        </w:rPr>
-        <w:t xml:space="preserve">base_size =</w:t>
-      </w:r>
-      <w:r>
-        <w:rPr>
-          <w:rStyle w:val="NormalTok"/>
-        </w:rPr>
-        <w:t xml:space="preserve"> </w:t>
-      </w:r>
-      <w:r>
-        <w:rPr>
-          <w:rStyle w:val="DecValTok"/>
-        </w:rPr>
-        <w:t xml:space="preserve">9</w:t>
-      </w:r>
-      <w:r>
-        <w:rPr>
-          <w:rStyle w:val="NormalTok"/>
-        </w:rPr>
-        <w:t xml:space="preserve">)</w:t>
-      </w:r>
-      <w:r>
-        <w:br/>
-      </w:r>
-      <w:r>
-        <w:rPr>
-          <w:rStyle w:val="NormalTok"/>
-        </w:rPr>
-        <w:t xml:space="preserve">shady_sunny_plot</w:t>
-      </w:r>
-    </w:p>
-    <w:p>
-      <w:pPr>
-        <w:pStyle w:val="FirstParagraph"/>
-      </w:pPr>
-      <w:r>
-        <w:drawing>
-          <wp:inline>
-            <wp:extent cx="5334000" cy="4333875"/>
-            <wp:effectExtent b="0" l="0" r="0" t="0"/>
-            <wp:docPr descr="" title="" id="86" name="Picture"/>
-            <a:graphic>
-              <a:graphicData uri="http://schemas.openxmlformats.org/drawingml/2006/picture">
-                <pic:pic>
-                  <pic:nvPicPr>
-                    <pic:cNvPr descr="t_tests_lecture_files/figure-docx/unnamed-chunk-8-1.png" id="87" name="Picture"/>
-                    <pic:cNvPicPr>
-                      <a:picLocks noChangeArrowheads="1" noChangeAspect="1"/>
-                    </pic:cNvPicPr>
-                  </pic:nvPicPr>
-                  <pic:blipFill>
-                    <a:blip r:embed="rId85"/>
-                    <a:stretch>
-                      <a:fillRect/>
-                    </a:stretch>
-                  </pic:blipFill>
-                  <pic:spPr bwMode="auto">
-                    <a:xfrm>
-                      <a:off x="0" y="0"/>
-                      <a:ext cx="5334000" cy="4333875"/>
-                    </a:xfrm>
-                    <a:prstGeom prst="rect">
-                      <a:avLst/>
-                    </a:prstGeom>
-                    <a:noFill/>
-                    <a:ln w="9525">
-                      <a:noFill/>
-                      <a:headEnd/>
-                      <a:tailEnd/>
-                    </a:ln>
-                  </pic:spPr>
-                </pic:pic>
-              </a:graphicData>
-            </a:graphic>
-          </wp:inline>
-        </w:drawing>
       </w:r>
     </w:p>
     <w:tbl>
@@ -6344,12 +6069,12 @@
                 <wp:inline>
                   <wp:extent cx="152400" cy="152400"/>
                   <wp:effectExtent b="0" l="0" r="0" t="0"/>
-                  <wp:docPr descr="" title="" id="88" name="Picture"/>
+                  <wp:docPr descr="" title="" id="84" name="Picture"/>
                   <a:graphic>
                     <a:graphicData uri="http://schemas.openxmlformats.org/drawingml/2006/picture">
                       <pic:pic>
                         <pic:nvPicPr>
-                          <pic:cNvPr descr="/Applications/Positron.app/Contents/Resources/app/quarto/share/formats/docx/tip.png" id="89" name="Picture"/>
+                          <pic:cNvPr descr="/Applications/Positron.app/Contents/Resources/app/quarto/share/formats/docx/tip.png" id="85" name="Picture"/>
                           <pic:cNvPicPr>
                             <a:picLocks noChangeArrowheads="1" noChangeAspect="1"/>
                           </pic:cNvPicPr>
@@ -6409,24 +6134,370 @@
               <w:pStyle w:val="BodyText"/>
             </w:pPr>
             <w:pPr>
-              <w:spacing w:before="16" w:after="16"/>
-            </w:pPr>
-            <w:r>
-              <w:t xml:space="preserve">Points beyond the whiskers are potential outliers — always look before you test.</w:t>
+              <w:spacing w:before="16"/>
+            </w:pPr>
+            <w:r>
+              <w:rPr>
+                <w:b/>
+                <w:bCs/>
+              </w:rPr>
+              <w:t xml:space="preserve">🖐 Why the shady side only?</w:t>
+            </w:r>
+          </w:p>
+          <w:p>
+            <w:pPr>
+              <w:pStyle w:val="BodyText"/>
+            </w:pPr>
+            <w:pPr>
+              <w:spacing w:after="16"/>
+            </w:pPr>
+            <w:r>
+              <w:t xml:space="preserve">We test the group the hypothesis is about. Pooling shady and sunny would mix two distributions with different means, which can look non-normal even when each group is perfectly normal.</w:t>
             </w:r>
           </w:p>
           <w:p/>
         </w:tc>
       </w:tr>
     </w:tbl>
-    <w:bookmarkEnd w:id="90"/>
-    <w:bookmarkStart w:id="93" w:name="practice-exercise-1-one-sample-t-test"/>
+    <w:bookmarkEnd w:id="86"/>
+    <w:bookmarkStart w:id="92" w:name="checking-for-outliers"/>
     <w:p>
       <w:pPr>
         <w:pStyle w:val="Heading2"/>
       </w:pPr>
       <w:r>
-        <w:t xml:space="preserve">Practice Exercise 1: One-Sample t-Test</w:t>
+        <w:t xml:space="preserve">Checking for Outliers</w:t>
+      </w:r>
+    </w:p>
+    <w:p>
+      <w:pPr>
+        <w:pStyle w:val="SourceCode"/>
+      </w:pPr>
+      <w:r>
+        <w:rPr>
+          <w:rStyle w:val="NormalTok"/>
+        </w:rPr>
+        <w:t xml:space="preserve">shady_sunny_plot </w:t>
+      </w:r>
+      <w:r>
+        <w:rPr>
+          <w:rStyle w:val="OtherTok"/>
+        </w:rPr>
+        <w:t xml:space="preserve">&lt;-</w:t>
+      </w:r>
+      <w:r>
+        <w:rPr>
+          <w:rStyle w:val="NormalTok"/>
+        </w:rPr>
+        <w:t xml:space="preserve"> ps_df </w:t>
+      </w:r>
+      <w:r>
+        <w:rPr>
+          <w:rStyle w:val="SpecialCharTok"/>
+        </w:rPr>
+        <w:t xml:space="preserve">%&gt;%</w:t>
+      </w:r>
+      <w:r>
+        <w:br/>
+      </w:r>
+      <w:r>
+        <w:rPr>
+          <w:rStyle w:val="NormalTok"/>
+        </w:rPr>
+        <w:t xml:space="preserve">  </w:t>
+      </w:r>
+      <w:r>
+        <w:rPr>
+          <w:rStyle w:val="FunctionTok"/>
+        </w:rPr>
+        <w:t xml:space="preserve">ggplot</w:t>
+      </w:r>
+      <w:r>
+        <w:rPr>
+          <w:rStyle w:val="NormalTok"/>
+        </w:rPr>
+        <w:t xml:space="preserve">(</w:t>
+      </w:r>
+      <w:r>
+        <w:rPr>
+          <w:rStyle w:val="FunctionTok"/>
+        </w:rPr>
+        <w:t xml:space="preserve">aes</w:t>
+      </w:r>
+      <w:r>
+        <w:rPr>
+          <w:rStyle w:val="NormalTok"/>
+        </w:rPr>
+        <w:t xml:space="preserve">(</w:t>
+      </w:r>
+      <w:r>
+        <w:rPr>
+          <w:rStyle w:val="AttributeTok"/>
+        </w:rPr>
+        <w:t xml:space="preserve">x =</w:t>
+      </w:r>
+      <w:r>
+        <w:rPr>
+          <w:rStyle w:val="NormalTok"/>
+        </w:rPr>
+        <w:t xml:space="preserve"> side, </w:t>
+      </w:r>
+      <w:r>
+        <w:rPr>
+          <w:rStyle w:val="AttributeTok"/>
+        </w:rPr>
+        <w:t xml:space="preserve">y =</w:t>
+      </w:r>
+      <w:r>
+        <w:rPr>
+          <w:rStyle w:val="NormalTok"/>
+        </w:rPr>
+        <w:t xml:space="preserve"> length_mm, </w:t>
+      </w:r>
+      <w:r>
+        <w:rPr>
+          <w:rStyle w:val="AttributeTok"/>
+        </w:rPr>
+        <w:t xml:space="preserve">fill =</w:t>
+      </w:r>
+      <w:r>
+        <w:rPr>
+          <w:rStyle w:val="NormalTok"/>
+        </w:rPr>
+        <w:t xml:space="preserve"> side)) </w:t>
+      </w:r>
+      <w:r>
+        <w:rPr>
+          <w:rStyle w:val="SpecialCharTok"/>
+        </w:rPr>
+        <w:t xml:space="preserve">+</w:t>
+      </w:r>
+      <w:r>
+        <w:br/>
+      </w:r>
+      <w:r>
+        <w:rPr>
+          <w:rStyle w:val="NormalTok"/>
+        </w:rPr>
+        <w:t xml:space="preserve">  </w:t>
+      </w:r>
+      <w:r>
+        <w:rPr>
+          <w:rStyle w:val="FunctionTok"/>
+        </w:rPr>
+        <w:t xml:space="preserve">geom_boxplot</w:t>
+      </w:r>
+      <w:r>
+        <w:rPr>
+          <w:rStyle w:val="NormalTok"/>
+        </w:rPr>
+        <w:t xml:space="preserve">() </w:t>
+      </w:r>
+      <w:r>
+        <w:rPr>
+          <w:rStyle w:val="SpecialCharTok"/>
+        </w:rPr>
+        <w:t xml:space="preserve">+</w:t>
+      </w:r>
+      <w:r>
+        <w:br/>
+      </w:r>
+      <w:r>
+        <w:rPr>
+          <w:rStyle w:val="NormalTok"/>
+        </w:rPr>
+        <w:t xml:space="preserve">  </w:t>
+      </w:r>
+      <w:r>
+        <w:rPr>
+          <w:rStyle w:val="FunctionTok"/>
+        </w:rPr>
+        <w:t xml:space="preserve">labs</w:t>
+      </w:r>
+      <w:r>
+        <w:rPr>
+          <w:rStyle w:val="NormalTok"/>
+        </w:rPr>
+        <w:t xml:space="preserve">(</w:t>
+      </w:r>
+      <w:r>
+        <w:rPr>
+          <w:rStyle w:val="AttributeTok"/>
+        </w:rPr>
+        <w:t xml:space="preserve">x =</w:t>
+      </w:r>
+      <w:r>
+        <w:rPr>
+          <w:rStyle w:val="NormalTok"/>
+        </w:rPr>
+        <w:t xml:space="preserve"> </w:t>
+      </w:r>
+      <w:r>
+        <w:rPr>
+          <w:rStyle w:val="StringTok"/>
+        </w:rPr>
+        <w:t xml:space="preserve">"side"</w:t>
+      </w:r>
+      <w:r>
+        <w:rPr>
+          <w:rStyle w:val="NormalTok"/>
+        </w:rPr>
+        <w:t xml:space="preserve">, </w:t>
+      </w:r>
+      <w:r>
+        <w:rPr>
+          <w:rStyle w:val="AttributeTok"/>
+        </w:rPr>
+        <w:t xml:space="preserve">y =</w:t>
+      </w:r>
+      <w:r>
+        <w:rPr>
+          <w:rStyle w:val="NormalTok"/>
+        </w:rPr>
+        <w:t xml:space="preserve"> </w:t>
+      </w:r>
+      <w:r>
+        <w:rPr>
+          <w:rStyle w:val="StringTok"/>
+        </w:rPr>
+        <w:t xml:space="preserve">"Length (mm)"</w:t>
+      </w:r>
+      <w:r>
+        <w:rPr>
+          <w:rStyle w:val="NormalTok"/>
+        </w:rPr>
+        <w:t xml:space="preserve">, </w:t>
+      </w:r>
+      <w:r>
+        <w:rPr>
+          <w:rStyle w:val="AttributeTok"/>
+        </w:rPr>
+        <w:t xml:space="preserve">fill =</w:t>
+      </w:r>
+      <w:r>
+        <w:rPr>
+          <w:rStyle w:val="NormalTok"/>
+        </w:rPr>
+        <w:t xml:space="preserve"> </w:t>
+      </w:r>
+      <w:r>
+        <w:rPr>
+          <w:rStyle w:val="StringTok"/>
+        </w:rPr>
+        <w:t xml:space="preserve">"side"</w:t>
+      </w:r>
+      <w:r>
+        <w:rPr>
+          <w:rStyle w:val="NormalTok"/>
+        </w:rPr>
+        <w:t xml:space="preserve">) </w:t>
+      </w:r>
+      <w:r>
+        <w:rPr>
+          <w:rStyle w:val="SpecialCharTok"/>
+        </w:rPr>
+        <w:t xml:space="preserve">+</w:t>
+      </w:r>
+      <w:r>
+        <w:br/>
+      </w:r>
+      <w:r>
+        <w:rPr>
+          <w:rStyle w:val="NormalTok"/>
+        </w:rPr>
+        <w:t xml:space="preserve">  </w:t>
+      </w:r>
+      <w:r>
+        <w:rPr>
+          <w:rStyle w:val="FunctionTok"/>
+        </w:rPr>
+        <w:t xml:space="preserve">theme_minimal</w:t>
+      </w:r>
+      <w:r>
+        <w:rPr>
+          <w:rStyle w:val="NormalTok"/>
+        </w:rPr>
+        <w:t xml:space="preserve">(</w:t>
+      </w:r>
+      <w:r>
+        <w:rPr>
+          <w:rStyle w:val="AttributeTok"/>
+        </w:rPr>
+        <w:t xml:space="preserve">base_size =</w:t>
+      </w:r>
+      <w:r>
+        <w:rPr>
+          <w:rStyle w:val="NormalTok"/>
+        </w:rPr>
+        <w:t xml:space="preserve"> </w:t>
+      </w:r>
+      <w:r>
+        <w:rPr>
+          <w:rStyle w:val="DecValTok"/>
+        </w:rPr>
+        <w:t xml:space="preserve">9</w:t>
+      </w:r>
+      <w:r>
+        <w:rPr>
+          <w:rStyle w:val="NormalTok"/>
+        </w:rPr>
+        <w:t xml:space="preserve">)</w:t>
+      </w:r>
+      <w:r>
+        <w:br/>
+      </w:r>
+      <w:r>
+        <w:rPr>
+          <w:rStyle w:val="NormalTok"/>
+        </w:rPr>
+        <w:t xml:space="preserve">shady_sunny_plot</w:t>
+      </w:r>
+    </w:p>
+    <w:p>
+      <w:pPr>
+        <w:pStyle w:val="FirstParagraph"/>
+      </w:pPr>
+      <w:r>
+        <w:drawing>
+          <wp:inline>
+            <wp:extent cx="5334000" cy="4333875"/>
+            <wp:effectExtent b="0" l="0" r="0" t="0"/>
+            <wp:docPr descr="" title="" id="88" name="Picture"/>
+            <a:graphic>
+              <a:graphicData uri="http://schemas.openxmlformats.org/drawingml/2006/picture">
+                <pic:pic>
+                  <pic:nvPicPr>
+                    <pic:cNvPr descr="t_tests_lecture_files/figure-docx/unnamed-chunk-8-1.png" id="89" name="Picture"/>
+                    <pic:cNvPicPr>
+                      <a:picLocks noChangeArrowheads="1" noChangeAspect="1"/>
+                    </pic:cNvPicPr>
+                  </pic:nvPicPr>
+                  <pic:blipFill>
+                    <a:blip r:embed="rId87"/>
+                    <a:stretch>
+                      <a:fillRect/>
+                    </a:stretch>
+                  </pic:blipFill>
+                  <pic:spPr bwMode="auto">
+                    <a:xfrm>
+                      <a:off x="0" y="0"/>
+                      <a:ext cx="5334000" cy="4333875"/>
+                    </a:xfrm>
+                    <a:prstGeom prst="rect">
+                      <a:avLst/>
+                    </a:prstGeom>
+                    <a:noFill/>
+                    <a:ln w="9525">
+                      <a:noFill/>
+                      <a:headEnd/>
+                      <a:tailEnd/>
+                    </a:ln>
+                  </pic:spPr>
+                </pic:pic>
+              </a:graphicData>
+            </a:graphic>
+          </wp:inline>
+        </w:drawing>
       </w:r>
     </w:p>
     <w:tbl>
@@ -6459,7 +6530,7 @@
           </w:tcPr>
           <w:p>
             <w:pPr>
-              <w:pStyle w:val="FirstParagraph"/>
+              <w:pStyle w:val="BodyText"/>
             </w:pPr>
             <w:pPr>
               <w:spacing w:before="0" w:after="0"/>
@@ -6470,12 +6541,12 @@
                 <wp:inline>
                   <wp:extent cx="152400" cy="152400"/>
                   <wp:effectExtent b="0" l="0" r="0" t="0"/>
-                  <wp:docPr descr="" title="" id="91" name="Picture"/>
+                  <wp:docPr descr="" title="" id="90" name="Picture"/>
                   <a:graphic>
                     <a:graphicData uri="http://schemas.openxmlformats.org/drawingml/2006/picture">
                       <pic:pic>
                         <pic:nvPicPr>
-                          <pic:cNvPr descr="/Applications/Positron.app/Contents/Resources/app/quarto/share/formats/docx/tip.png" id="92" name="Picture"/>
+                          <pic:cNvPr descr="/Applications/Positron.app/Contents/Resources/app/quarto/share/formats/docx/tip.png" id="91" name="Picture"/>
                           <pic:cNvPicPr>
                             <a:picLocks noChangeArrowheads="1" noChangeAspect="1"/>
                           </pic:cNvPicPr>
@@ -6535,6 +6606,132 @@
               <w:pStyle w:val="BodyText"/>
             </w:pPr>
             <w:pPr>
+              <w:spacing w:before="16" w:after="16"/>
+            </w:pPr>
+            <w:r>
+              <w:t xml:space="preserve">Points beyond the whiskers are potential outliers — always look before you test.</w:t>
+            </w:r>
+          </w:p>
+          <w:p/>
+        </w:tc>
+      </w:tr>
+    </w:tbl>
+    <w:bookmarkEnd w:id="92"/>
+    <w:bookmarkStart w:id="95" w:name="practice-exercise-1-one-sample-t-test"/>
+    <w:p>
+      <w:pPr>
+        <w:pStyle w:val="Heading2"/>
+      </w:pPr>
+      <w:r>
+        <w:t xml:space="preserve">Practice Exercise 1: One-Sample t-Test</w:t>
+      </w:r>
+    </w:p>
+    <w:tbl>
+      <w:tblPr>
+        <w:tblStyle w:val="Table"/>
+        <w:tblLook w:firstRow="0" w:lastRow="0" w:firstColumn="0" w:lastColumn="0" w:noHBand="0" w:noVBand="0" w:val="0000"/>
+        <w:tblBorders>
+          <w:top w:val="single" w:sz="4" w:space="0" w:color="00A047"/>
+          <w:left w:val="single" w:sz="24" w:space="0" w:color="00A047"/>
+          <w:bottom w:val="single" w:sz="4" w:space="0" w:color="00A047"/>
+          <w:right w:val="single" w:sz="4" w:space="0" w:color="00A047"/>
+        </w:tblBorders>
+        <w:tblCellMar>
+          <w:left w:w="144" w:type="dxa"/>
+          <w:right w:w="144" w:type="dxa"/>
+        </w:tblCellMar>
+        <w:tblLook w:firstRow="0" w:lastRow="0" w:firstColumn="0" w:lastColumn="0" w:noHBand="0" w:noVBand="0" w:val="0000"/>
+      </w:tblPr>
+      <w:tr>
+        <w:trPr>
+          <w:cantSplit/>
+        </w:trPr>
+        <w:tc>
+          <w:tcPr>
+            <w:shd w:color="auto" w:fill="ccf1e3" w:val="clear"/>
+            <w:tcMar>
+              <w:top w:w="92" w:type="dxa"/>
+              <w:bottom w:w="92" w:type="dxa"/>
+            </w:tcMar>
+          </w:tcPr>
+          <w:p>
+            <w:pPr>
+              <w:pStyle w:val="FirstParagraph"/>
+            </w:pPr>
+            <w:pPr>
+              <w:spacing w:before="0" w:after="0"/>
+              <w:textAlignment w:val="center"/>
+            </w:pPr>
+            <w:r>
+              <w:drawing>
+                <wp:inline>
+                  <wp:extent cx="152400" cy="152400"/>
+                  <wp:effectExtent b="0" l="0" r="0" t="0"/>
+                  <wp:docPr descr="" title="" id="93" name="Picture"/>
+                  <a:graphic>
+                    <a:graphicData uri="http://schemas.openxmlformats.org/drawingml/2006/picture">
+                      <pic:pic>
+                        <pic:nvPicPr>
+                          <pic:cNvPr descr="/Applications/Positron.app/Contents/Resources/app/quarto/share/formats/docx/tip.png" id="94" name="Picture"/>
+                          <pic:cNvPicPr>
+                            <a:picLocks noChangeArrowheads="1" noChangeAspect="1"/>
+                          </pic:cNvPicPr>
+                        </pic:nvPicPr>
+                        <pic:blipFill>
+                          <a:blip r:embed="rId21"/>
+                          <a:stretch>
+                            <a:fillRect/>
+                          </a:stretch>
+                        </pic:blipFill>
+                        <pic:spPr bwMode="auto">
+                          <a:xfrm>
+                            <a:off x="0" y="0"/>
+                            <a:ext cx="152400" cy="152400"/>
+                          </a:xfrm>
+                          <a:prstGeom prst="rect">
+                            <a:avLst/>
+                          </a:prstGeom>
+                          <a:noFill/>
+                          <a:ln w="9525">
+                            <a:noFill/>
+                            <a:headEnd/>
+                            <a:tailEnd/>
+                          </a:ln>
+                        </pic:spPr>
+                      </pic:pic>
+                    </a:graphicData>
+                  </a:graphic>
+                </wp:inline>
+              </w:drawing>
+            </w:r>
+            <w:r>
+              <w:t xml:space="preserve"> </w:t>
+            </w:r>
+            <w:r>
+              <w:t xml:space="preserve"> </w:t>
+            </w:r>
+            <w:r>
+              <w:t xml:space="preserve">Tip</w:t>
+            </w:r>
+          </w:p>
+        </w:tc>
+      </w:tr>
+      <w:tr>
+        <w:trPr>
+          <w:cantSplit/>
+        </w:trPr>
+        <w:tc>
+          <w:tcPr>
+            <w:tcMar>
+              <w:top w:w="108" w:type="dxa"/>
+              <w:bottom w:w="108" w:type="dxa"/>
+            </w:tcMar>
+          </w:tcPr>
+          <w:p>
+            <w:pPr>
+              <w:pStyle w:val="BodyText"/>
+            </w:pPr>
+            <w:pPr>
               <w:spacing w:before="16"/>
             </w:pPr>
             <w:r>
@@ -6951,8 +7148,8 @@
         </w:tc>
       </w:tr>
     </w:tbl>
-    <w:bookmarkEnd w:id="93"/>
-    <w:bookmarkStart w:id="99" w:name="visualizing-the-one-sample-test-t-scale"/>
+    <w:bookmarkEnd w:id="95"/>
+    <w:bookmarkStart w:id="101" w:name="visualizing-the-one-sample-test-t-scale"/>
     <w:p>
       <w:pPr>
         <w:pStyle w:val="Heading2"/>
@@ -6970,18 +7167,18 @@
           <wp:inline>
             <wp:extent cx="5334000" cy="5020235"/>
             <wp:effectExtent b="0" l="0" r="0" t="0"/>
-            <wp:docPr descr="" title="" id="95" name="Picture"/>
+            <wp:docPr descr="" title="" id="97" name="Picture"/>
             <a:graphic>
               <a:graphicData uri="http://schemas.openxmlformats.org/drawingml/2006/picture">
                 <pic:pic>
                   <pic:nvPicPr>
-                    <pic:cNvPr descr="t_tests_lecture_files/figure-docx/unnamed-chunk-10-1.png" id="96" name="Picture"/>
+                    <pic:cNvPr descr="t_tests_lecture_files/figure-docx/unnamed-chunk-10-1.png" id="98" name="Picture"/>
                     <pic:cNvPicPr>
                       <a:picLocks noChangeArrowheads="1" noChangeAspect="1"/>
                     </pic:cNvPicPr>
                   </pic:nvPicPr>
                   <pic:blipFill>
-                    <a:blip r:embed="rId94"/>
+                    <a:blip r:embed="rId96"/>
                     <a:stretch>
                       <a:fillRect/>
                     </a:stretch>
@@ -7049,12 +7246,12 @@
                 <wp:inline>
                   <wp:extent cx="152400" cy="152400"/>
                   <wp:effectExtent b="0" l="0" r="0" t="0"/>
-                  <wp:docPr descr="" title="" id="97" name="Picture"/>
+                  <wp:docPr descr="" title="" id="99" name="Picture"/>
                   <a:graphic>
                     <a:graphicData uri="http://schemas.openxmlformats.org/drawingml/2006/picture">
                       <pic:pic>
                         <pic:nvPicPr>
-                          <pic:cNvPr descr="/Applications/Positron.app/Contents/Resources/app/quarto/share/formats/docx/note.png" id="98" name="Picture"/>
+                          <pic:cNvPr descr="/Applications/Positron.app/Contents/Resources/app/quarto/share/formats/docx/note.png" id="100" name="Picture"/>
                           <pic:cNvPicPr>
                             <a:picLocks noChangeArrowheads="1" noChangeAspect="1"/>
                           </pic:cNvPicPr>
@@ -7151,8 +7348,8 @@
         </w:tc>
       </w:tr>
     </w:tbl>
-    <w:bookmarkEnd w:id="99"/>
-    <w:bookmarkStart w:id="105" w:name="X6ca7dfcf62008bef723cd18a0200434f5695ef9"/>
+    <w:bookmarkEnd w:id="101"/>
+    <w:bookmarkStart w:id="107" w:name="X6ca7dfcf62008bef723cd18a0200434f5695ef9"/>
     <w:p>
       <w:pPr>
         <w:pStyle w:val="Heading2"/>
@@ -7170,18 +7367,18 @@
           <wp:inline>
             <wp:extent cx="5334000" cy="4741333"/>
             <wp:effectExtent b="0" l="0" r="0" t="0"/>
-            <wp:docPr descr="" title="" id="101" name="Picture"/>
+            <wp:docPr descr="" title="" id="103" name="Picture"/>
             <a:graphic>
               <a:graphicData uri="http://schemas.openxmlformats.org/drawingml/2006/picture">
                 <pic:pic>
                   <pic:nvPicPr>
-                    <pic:cNvPr descr="t_tests_lecture_files/figure-docx/unnamed-chunk-11-1.png" id="102" name="Picture"/>
+                    <pic:cNvPr descr="t_tests_lecture_files/figure-docx/unnamed-chunk-11-1.png" id="104" name="Picture"/>
                     <pic:cNvPicPr>
                       <a:picLocks noChangeArrowheads="1" noChangeAspect="1"/>
                     </pic:cNvPicPr>
                   </pic:nvPicPr>
                   <pic:blipFill>
-                    <a:blip r:embed="rId100"/>
+                    <a:blip r:embed="rId102"/>
                     <a:stretch>
                       <a:fillRect/>
                     </a:stretch>
@@ -7249,12 +7446,12 @@
                 <wp:inline>
                   <wp:extent cx="152400" cy="152400"/>
                   <wp:effectExtent b="0" l="0" r="0" t="0"/>
-                  <wp:docPr descr="" title="" id="103" name="Picture"/>
+                  <wp:docPr descr="" title="" id="105" name="Picture"/>
                   <a:graphic>
                     <a:graphicData uri="http://schemas.openxmlformats.org/drawingml/2006/picture">
                       <pic:pic>
                         <pic:nvPicPr>
-                          <pic:cNvPr descr="/Applications/Positron.app/Contents/Resources/app/quarto/share/formats/docx/tip.png" id="104" name="Picture"/>
+                          <pic:cNvPr descr="/Applications/Positron.app/Contents/Resources/app/quarto/share/formats/docx/tip.png" id="106" name="Picture"/>
                           <pic:cNvPicPr>
                             <a:picLocks noChangeArrowheads="1" noChangeAspect="1"/>
                           </pic:cNvPicPr>
@@ -7339,8 +7536,8 @@
         </w:tc>
       </w:tr>
     </w:tbl>
-    <w:bookmarkEnd w:id="105"/>
-    <w:bookmarkStart w:id="108" w:name="interpreting-the-one-sample-t-test"/>
+    <w:bookmarkEnd w:id="107"/>
+    <w:bookmarkStart w:id="110" w:name="interpreting-the-one-sample-t-test"/>
     <w:p>
       <w:pPr>
         <w:pStyle w:val="Heading2"/>
@@ -7426,12 +7623,12 @@
                 <wp:inline>
                   <wp:extent cx="152400" cy="152400"/>
                   <wp:effectExtent b="0" l="0" r="0" t="0"/>
-                  <wp:docPr descr="" title="" id="106" name="Picture"/>
+                  <wp:docPr descr="" title="" id="108" name="Picture"/>
                   <a:graphic>
                     <a:graphicData uri="http://schemas.openxmlformats.org/drawingml/2006/picture">
                       <pic:pic>
                         <pic:nvPicPr>
-                          <pic:cNvPr descr="/Applications/Positron.app/Contents/Resources/app/quarto/share/formats/docx/note.png" id="107" name="Picture"/>
+                          <pic:cNvPr descr="/Applications/Positron.app/Contents/Resources/app/quarto/share/formats/docx/note.png" id="109" name="Picture"/>
                           <pic:cNvPicPr>
                             <a:picLocks noChangeArrowheads="1" noChangeAspect="1"/>
                           </pic:cNvPicPr>
@@ -7516,8 +7713,8 @@
         </w:tc>
       </w:tr>
     </w:tbl>
-    <w:bookmarkEnd w:id="108"/>
-    <w:bookmarkStart w:id="109" w:name="part-5-two-sample-t-test"/>
+    <w:bookmarkEnd w:id="110"/>
+    <w:bookmarkStart w:id="111" w:name="part-5-two-sample-t-test"/>
     <w:p>
       <w:pPr>
         <w:pStyle w:val="Heading2"/>
@@ -7526,8 +7723,8 @@
         <w:t xml:space="preserve">Part 5 · Two-Sample T-Test</w:t>
       </w:r>
     </w:p>
-    <w:bookmarkEnd w:id="109"/>
-    <w:bookmarkStart w:id="113" w:name="two-sample-t-tests-introduction"/>
+    <w:bookmarkEnd w:id="111"/>
+    <w:bookmarkStart w:id="115" w:name="two-sample-t-tests-introduction"/>
     <w:p>
       <w:pPr>
         <w:pStyle w:val="Heading2"/>
@@ -7567,20 +7764,20 @@
       <w:r>
         <w:drawing>
           <wp:inline>
-            <wp:extent cx="1943100" cy="1943100"/>
+            <wp:extent cx="1938528" cy="1938528"/>
             <wp:effectExtent b="0" l="0" r="0" t="0"/>
-            <wp:docPr descr="Photo of two separate green pine branches side by side, each with needle clusters, representing the two independent samples (populations X and Y) being compared in a two-sample t-test." title="" id="111" name="Picture"/>
+            <wp:docPr descr="Photo of two separate green pine branches side by side, each with needle clusters, representing the two independent samples (populations X and Y) being compared in a two-sample t-test." title="" id="113" name="Picture"/>
             <a:graphic>
               <a:graphicData uri="http://schemas.openxmlformats.org/drawingml/2006/picture">
                 <pic:pic>
                   <pic:nvPicPr>
-                    <pic:cNvPr descr="images/two_branches.jpg" id="112" name="Picture"/>
+                    <pic:cNvPr descr="images/two_branches.jpg" id="114" name="Picture"/>
                     <pic:cNvPicPr>
                       <a:picLocks noChangeArrowheads="1" noChangeAspect="1"/>
                     </pic:cNvPicPr>
                   </pic:nvPicPr>
                   <pic:blipFill>
-                    <a:blip r:embed="rId110"/>
+                    <a:blip r:embed="rId112"/>
                     <a:stretch>
                       <a:fillRect/>
                     </a:stretch>
@@ -7588,7 +7785,7 @@
                   <pic:spPr bwMode="auto">
                     <a:xfrm>
                       <a:off x="0" y="0"/>
-                      <a:ext cx="1943100" cy="1943100"/>
+                      <a:ext cx="1938528" cy="1938528"/>
                     </a:xfrm>
                     <a:prstGeom prst="rect">
                       <a:avLst/>
@@ -7615,8 +7812,8 @@
         <w:t xml:space="preserve">Photo of two separate green pine branches side by side, each with needle clusters, representing the two independent samples (populations X and Y) being compared in a two-sample t-test.</w:t>
       </w:r>
     </w:p>
-    <w:bookmarkEnd w:id="113"/>
-    <w:bookmarkStart w:id="119" w:name="comparing-two-samples"/>
+    <w:bookmarkEnd w:id="115"/>
+    <w:bookmarkStart w:id="121" w:name="comparing-two-samples"/>
     <w:p>
       <w:pPr>
         <w:pStyle w:val="Heading2"/>
@@ -7661,18 +7858,18 @@
           <wp:inline>
             <wp:extent cx="5334000" cy="4622800"/>
             <wp:effectExtent b="0" l="0" r="0" t="0"/>
-            <wp:docPr descr="" title="" id="115" name="Picture"/>
+            <wp:docPr descr="" title="" id="117" name="Picture"/>
             <a:graphic>
               <a:graphicData uri="http://schemas.openxmlformats.org/drawingml/2006/picture">
                 <pic:pic>
                   <pic:nvPicPr>
-                    <pic:cNvPr descr="t_tests_lecture_files/figure-docx/unnamed-chunk-12-1.png" id="116" name="Picture"/>
+                    <pic:cNvPr descr="t_tests_lecture_files/figure-docx/unnamed-chunk-12-1.png" id="118" name="Picture"/>
                     <pic:cNvPicPr>
                       <a:picLocks noChangeArrowheads="1" noChangeAspect="1"/>
                     </pic:cNvPicPr>
                   </pic:nvPicPr>
                   <pic:blipFill>
-                    <a:blip r:embed="rId114"/>
+                    <a:blip r:embed="rId116"/>
                     <a:stretch>
                       <a:fillRect/>
                     </a:stretch>
@@ -7740,12 +7937,12 @@
                 <wp:inline>
                   <wp:extent cx="152400" cy="152400"/>
                   <wp:effectExtent b="0" l="0" r="0" t="0"/>
-                  <wp:docPr descr="" title="" id="117" name="Picture"/>
+                  <wp:docPr descr="" title="" id="119" name="Picture"/>
                   <a:graphic>
                     <a:graphicData uri="http://schemas.openxmlformats.org/drawingml/2006/picture">
                       <pic:pic>
                         <pic:nvPicPr>
-                          <pic:cNvPr descr="/Applications/Positron.app/Contents/Resources/app/quarto/share/formats/docx/tip.png" id="118" name="Picture"/>
+                          <pic:cNvPr descr="/Applications/Positron.app/Contents/Resources/app/quarto/share/formats/docx/tip.png" id="120" name="Picture"/>
                           <pic:cNvPicPr>
                             <a:picLocks noChangeArrowheads="1" noChangeAspect="1"/>
                           </pic:cNvPicPr>
@@ -7830,8 +8027,8 @@
         </w:tc>
       </w:tr>
     </w:tbl>
-    <w:bookmarkEnd w:id="119"/>
-    <w:bookmarkStart w:id="122" w:name="X35a48391bcbf6b78dcbae43dc4f943f3e08dc72"/>
+    <w:bookmarkEnd w:id="121"/>
+    <w:bookmarkStart w:id="124" w:name="X35a48391bcbf6b78dcbae43dc4f943f3e08dc72"/>
     <w:p>
       <w:pPr>
         <w:pStyle w:val="Heading2"/>
@@ -7881,12 +8078,12 @@
                 <wp:inline>
                   <wp:extent cx="152400" cy="152400"/>
                   <wp:effectExtent b="0" l="0" r="0" t="0"/>
-                  <wp:docPr descr="" title="" id="120" name="Picture"/>
+                  <wp:docPr descr="" title="" id="122" name="Picture"/>
                   <a:graphic>
                     <a:graphicData uri="http://schemas.openxmlformats.org/drawingml/2006/picture">
                       <pic:pic>
                         <pic:nvPicPr>
-                          <pic:cNvPr descr="/Applications/Positron.app/Contents/Resources/app/quarto/share/formats/docx/tip.png" id="121" name="Picture"/>
+                          <pic:cNvPr descr="/Applications/Positron.app/Contents/Resources/app/quarto/share/formats/docx/tip.png" id="123" name="Picture"/>
                           <pic:cNvPicPr>
                             <a:picLocks noChangeArrowheads="1" noChangeAspect="1"/>
                           </pic:cNvPicPr>
@@ -7996,8 +8193,8 @@
         </w:tc>
       </w:tr>
     </w:tbl>
-    <w:bookmarkEnd w:id="122"/>
-    <w:bookmarkStart w:id="125" w:name="two-sample-t-test-framework"/>
+    <w:bookmarkEnd w:id="124"/>
+    <w:bookmarkStart w:id="127" w:name="two-sample-t-test-framework"/>
     <w:p>
       <w:pPr>
         <w:pStyle w:val="Heading2"/>
@@ -8221,7 +8418,23 @@
         </w:numPr>
       </w:pPr>
       <w:r>
-        <w:t xml:space="preserve">s²ₚ: pooled variance = [(n₁−1)s₁² + (n₂−1)s₂²] / (n₁+n₂−2)</w:t>
+        <w:t xml:space="preserve">s²ₚ:</w:t>
+      </w:r>
+      <w:r>
+        <w:t xml:space="preserve"> </w:t>
+      </w:r>
+      <w:r>
+        <w:rPr>
+          <w:b/>
+          <w:bCs/>
+        </w:rPr>
+        <w:t xml:space="preserve">pooled variance</w:t>
+      </w:r>
+      <w:r>
+        <w:t xml:space="preserve"> </w:t>
+      </w:r>
+      <w:r>
+        <w:t xml:space="preserve">= [(n₁−1)s₁² + (n₂−1)s₂²] / (n₁+n₂−2)</w:t>
       </w:r>
     </w:p>
     <w:p>
@@ -8233,7 +8446,23 @@
         </w:numPr>
       </w:pPr>
       <w:r>
-        <w:t xml:space="preserve">n₁, n₂: sample sizes of the two groups</w:t>
+        <w:t xml:space="preserve">Sₚ = √s²ₚ: the</w:t>
+      </w:r>
+      <w:r>
+        <w:t xml:space="preserve"> </w:t>
+      </w:r>
+      <w:r>
+        <w:rPr>
+          <w:b/>
+          <w:bCs/>
+        </w:rPr>
+        <w:t xml:space="preserve">pooled standard deviation</w:t>
+      </w:r>
+      <w:r>
+        <w:t xml:space="preserve"> </w:t>
+      </w:r>
+      <w:r>
+        <w:t xml:space="preserve">(that’s what appears in the formula)</w:t>
       </w:r>
     </w:p>
     <w:p>
@@ -8245,7 +8474,35 @@
         </w:numPr>
       </w:pPr>
       <w:r>
-        <w:t xml:space="preserve">√(1/n₁ + 1/n₂): the pooled standard error</w:t>
+        <w:t xml:space="preserve">n₁, n₂: sample sizes of the two groups</w:t>
+      </w:r>
+    </w:p>
+    <w:p>
+      <w:pPr>
+        <w:pStyle w:val="Compact"/>
+        <w:numPr>
+          <w:ilvl w:val="0"/>
+          <w:numId w:val="1015"/>
+        </w:numPr>
+      </w:pPr>
+      <w:r>
+        <w:t xml:space="preserve">Sₚ√(1/n₁ + 1/n₂): the</w:t>
+      </w:r>
+      <w:r>
+        <w:t xml:space="preserve"> </w:t>
+      </w:r>
+      <w:r>
+        <w:rPr>
+          <w:b/>
+          <w:bCs/>
+        </w:rPr>
+        <w:t xml:space="preserve">standard error of the difference</w:t>
+      </w:r>
+      <w:r>
+        <w:t xml:space="preserve"> </w:t>
+      </w:r>
+      <w:r>
+        <w:t xml:space="preserve">— the whole denominator, not just the square-root term</w:t>
       </w:r>
     </w:p>
     <w:p>
@@ -8333,12 +8590,12 @@
                 <wp:inline>
                   <wp:extent cx="152400" cy="152400"/>
                   <wp:effectExtent b="0" l="0" r="0" t="0"/>
-                  <wp:docPr descr="" title="" id="123" name="Picture"/>
+                  <wp:docPr descr="" title="" id="125" name="Picture"/>
                   <a:graphic>
                     <a:graphicData uri="http://schemas.openxmlformats.org/drawingml/2006/picture">
                       <pic:pic>
                         <pic:nvPicPr>
-                          <pic:cNvPr descr="/Applications/Positron.app/Contents/Resources/app/quarto/share/formats/docx/note.png" id="124" name="Picture"/>
+                          <pic:cNvPr descr="/Applications/Positron.app/Contents/Resources/app/quarto/share/formats/docx/note.png" id="126" name="Picture"/>
                           <pic:cNvPicPr>
                             <a:picLocks noChangeArrowheads="1" noChangeAspect="1"/>
                           </pic:cNvPicPr>
@@ -8423,8 +8680,8 @@
         </w:tc>
       </w:tr>
     </w:tbl>
-    <w:bookmarkEnd w:id="125"/>
-    <w:bookmarkStart w:id="128" w:name="practice-exercise-3-summary-statistics"/>
+    <w:bookmarkEnd w:id="127"/>
+    <w:bookmarkStart w:id="130" w:name="practice-exercise-3-summary-statistics"/>
     <w:p>
       <w:pPr>
         <w:pStyle w:val="Heading2"/>
@@ -8474,12 +8731,12 @@
                 <wp:inline>
                   <wp:extent cx="152400" cy="152400"/>
                   <wp:effectExtent b="0" l="0" r="0" t="0"/>
-                  <wp:docPr descr="" title="" id="126" name="Picture"/>
+                  <wp:docPr descr="" title="" id="128" name="Picture"/>
                   <a:graphic>
                     <a:graphicData uri="http://schemas.openxmlformats.org/drawingml/2006/picture">
                       <pic:pic>
                         <pic:nvPicPr>
-                          <pic:cNvPr descr="/Applications/Positron.app/Contents/Resources/app/quarto/share/formats/docx/tip.png" id="127" name="Picture"/>
+                          <pic:cNvPr descr="/Applications/Positron.app/Contents/Resources/app/quarto/share/formats/docx/tip.png" id="129" name="Picture"/>
                           <pic:cNvPicPr>
                             <a:picLocks noChangeArrowheads="1" noChangeAspect="1"/>
                           </pic:cNvPicPr>
@@ -8664,7 +8921,31 @@
               <w:rPr>
                 <w:rStyle w:val="NormalTok"/>
               </w:rPr>
-              <w:t xml:space="preserve">(length_mm),</w:t>
+              <w:t xml:space="preserve">(length_mm, </w:t>
+            </w:r>
+            <w:r>
+              <w:rPr>
+                <w:rStyle w:val="AttributeTok"/>
+              </w:rPr>
+              <w:t xml:space="preserve">na.rm =</w:t>
+            </w:r>
+            <w:r>
+              <w:rPr>
+                <w:rStyle w:val="NormalTok"/>
+              </w:rPr>
+              <w:t xml:space="preserve"> </w:t>
+            </w:r>
+            <w:r>
+              <w:rPr>
+                <w:rStyle w:val="ConstantTok"/>
+              </w:rPr>
+              <w:t xml:space="preserve">TRUE</w:t>
+            </w:r>
+            <w:r>
+              <w:rPr>
+                <w:rStyle w:val="NormalTok"/>
+              </w:rPr>
+              <w:t xml:space="preserve">),</w:t>
             </w:r>
             <w:r>
               <w:br/>
@@ -8697,7 +8978,31 @@
               <w:rPr>
                 <w:rStyle w:val="NormalTok"/>
               </w:rPr>
-              <w:t xml:space="preserve">(length_mm),</w:t>
+              <w:t xml:space="preserve">(length_mm, </w:t>
+            </w:r>
+            <w:r>
+              <w:rPr>
+                <w:rStyle w:val="AttributeTok"/>
+              </w:rPr>
+              <w:t xml:space="preserve">na.rm =</w:t>
+            </w:r>
+            <w:r>
+              <w:rPr>
+                <w:rStyle w:val="NormalTok"/>
+              </w:rPr>
+              <w:t xml:space="preserve"> </w:t>
+            </w:r>
+            <w:r>
+              <w:rPr>
+                <w:rStyle w:val="ConstantTok"/>
+              </w:rPr>
+              <w:t xml:space="preserve">TRUE</w:t>
+            </w:r>
+            <w:r>
+              <w:rPr>
+                <w:rStyle w:val="NormalTok"/>
+              </w:rPr>
+              <w:t xml:space="preserve">),</w:t>
             </w:r>
             <w:r>
               <w:br/>
@@ -8724,13 +9029,31 @@
               <w:rPr>
                 <w:rStyle w:val="FunctionTok"/>
               </w:rPr>
-              <w:t xml:space="preserve">n</w:t>
+              <w:t xml:space="preserve">sum</w:t>
             </w:r>
             <w:r>
               <w:rPr>
                 <w:rStyle w:val="NormalTok"/>
               </w:rPr>
-              <w:t xml:space="preserve">(),</w:t>
+              <w:t xml:space="preserve">(</w:t>
+            </w:r>
+            <w:r>
+              <w:rPr>
+                <w:rStyle w:val="SpecialCharTok"/>
+              </w:rPr>
+              <w:t xml:space="preserve">!</w:t>
+            </w:r>
+            <w:r>
+              <w:rPr>
+                <w:rStyle w:val="FunctionTok"/>
+              </w:rPr>
+              <w:t xml:space="preserve">is.na</w:t>
+            </w:r>
+            <w:r>
+              <w:rPr>
+                <w:rStyle w:val="NormalTok"/>
+              </w:rPr>
+              <w:t xml:space="preserve">(length_mm)),</w:t>
             </w:r>
             <w:r>
               <w:br/>
@@ -8775,7 +9098,34 @@
               <w:rPr>
                 <w:rStyle w:val="NormalTok"/>
               </w:rPr>
-              <w:t xml:space="preserve">(n)</w:t>
+              <w:t xml:space="preserve">(n),</w:t>
+            </w:r>
+            <w:r>
+              <w:br/>
+            </w:r>
+            <w:r>
+              <w:rPr>
+                <w:rStyle w:val="NormalTok"/>
+              </w:rPr>
+              <w:t xml:space="preserve">    </w:t>
+            </w:r>
+            <w:r>
+              <w:rPr>
+                <w:rStyle w:val="AttributeTok"/>
+              </w:rPr>
+              <w:t xml:space="preserve">.groups =</w:t>
+            </w:r>
+            <w:r>
+              <w:rPr>
+                <w:rStyle w:val="NormalTok"/>
+              </w:rPr>
+              <w:t xml:space="preserve"> </w:t>
+            </w:r>
+            <w:r>
+              <w:rPr>
+                <w:rStyle w:val="StringTok"/>
+              </w:rPr>
+              <w:t xml:space="preserve">"drop"</w:t>
             </w:r>
             <w:r>
               <w:br/>
@@ -8847,8 +9197,8 @@
         </w:tc>
       </w:tr>
     </w:tbl>
-    <w:bookmarkEnd w:id="128"/>
-    <w:bookmarkStart w:id="131" w:name="practice-exercise-4-effect-size"/>
+    <w:bookmarkEnd w:id="130"/>
+    <w:bookmarkStart w:id="133" w:name="practice-exercise-4-effect-size"/>
     <w:p>
       <w:pPr>
         <w:pStyle w:val="Heading2"/>
@@ -8898,12 +9248,12 @@
                 <wp:inline>
                   <wp:extent cx="152400" cy="152400"/>
                   <wp:effectExtent b="0" l="0" r="0" t="0"/>
-                  <wp:docPr descr="" title="" id="129" name="Picture"/>
+                  <wp:docPr descr="" title="" id="131" name="Picture"/>
                   <a:graphic>
                     <a:graphicData uri="http://schemas.openxmlformats.org/drawingml/2006/picture">
                       <pic:pic>
                         <pic:nvPicPr>
-                          <pic:cNvPr descr="/Applications/Positron.app/Contents/Resources/app/quarto/share/formats/docx/tip.png" id="130" name="Picture"/>
+                          <pic:cNvPr descr="/Applications/Positron.app/Contents/Resources/app/quarto/share/formats/docx/tip.png" id="132" name="Picture"/>
                           <pic:cNvPicPr>
                             <a:picLocks noChangeArrowheads="1" noChangeAspect="1"/>
                           </pic:cNvPicPr>
@@ -9133,8 +9483,8 @@
         </w:tc>
       </w:tr>
     </w:tbl>
-    <w:bookmarkEnd w:id="131"/>
-    <w:bookmarkStart w:id="137" w:name="X0dbcb5e263174c28fca12c3a7d1ea8291903c7e"/>
+    <w:bookmarkEnd w:id="133"/>
+    <w:bookmarkStart w:id="139" w:name="X0dbcb5e263174c28fca12c3a7d1ea8291903c7e"/>
     <w:p>
       <w:pPr>
         <w:pStyle w:val="Heading2"/>
@@ -9184,12 +9534,12 @@
                 <wp:inline>
                   <wp:extent cx="152400" cy="152400"/>
                   <wp:effectExtent b="0" l="0" r="0" t="0"/>
-                  <wp:docPr descr="" title="" id="132" name="Picture"/>
+                  <wp:docPr descr="" title="" id="134" name="Picture"/>
                   <a:graphic>
                     <a:graphicData uri="http://schemas.openxmlformats.org/drawingml/2006/picture">
                       <pic:pic>
                         <pic:nvPicPr>
-                          <pic:cNvPr descr="/Applications/Positron.app/Contents/Resources/app/quarto/share/formats/docx/tip.png" id="133" name="Picture"/>
+                          <pic:cNvPr descr="/Applications/Positron.app/Contents/Resources/app/quarto/share/formats/docx/tip.png" id="135" name="Picture"/>
                           <pic:cNvPicPr>
                             <a:picLocks noChangeArrowheads="1" noChangeAspect="1"/>
                           </pic:cNvPicPr>
@@ -9653,18 +10003,18 @@
                 <wp:inline>
                   <wp:extent cx="5334000" cy="4333875"/>
                   <wp:effectExtent b="0" l="0" r="0" t="0"/>
-                  <wp:docPr descr="" title="" id="135" name="Picture"/>
+                  <wp:docPr descr="" title="" id="137" name="Picture"/>
                   <a:graphic>
                     <a:graphicData uri="http://schemas.openxmlformats.org/drawingml/2006/picture">
                       <pic:pic>
                         <pic:nvPicPr>
-                          <pic:cNvPr descr="t_tests_lecture_files/figure-docx/unnamed-chunk-15-1.png" id="136" name="Picture"/>
+                          <pic:cNvPr descr="t_tests_lecture_files/figure-docx/unnamed-chunk-15-1.png" id="138" name="Picture"/>
                           <pic:cNvPicPr>
                             <a:picLocks noChangeArrowheads="1" noChangeAspect="1"/>
                           </pic:cNvPicPr>
                         </pic:nvPicPr>
                         <pic:blipFill>
-                          <a:blip r:embed="rId134"/>
+                          <a:blip r:embed="rId136"/>
                           <a:stretch>
                             <a:fillRect/>
                           </a:stretch>
@@ -9695,8 +10045,8 @@
         </w:tc>
       </w:tr>
     </w:tbl>
-    <w:bookmarkEnd w:id="137"/>
-    <w:bookmarkStart w:id="140" w:name="X78e243ba712c32e5bbdea402b7192e8bb10a57b"/>
+    <w:bookmarkEnd w:id="139"/>
+    <w:bookmarkStart w:id="142" w:name="X78e243ba712c32e5bbdea402b7192e8bb10a57b"/>
     <w:p>
       <w:pPr>
         <w:pStyle w:val="Heading2"/>
@@ -9822,12 +10172,12 @@
                 <wp:inline>
                   <wp:extent cx="152400" cy="152400"/>
                   <wp:effectExtent b="0" l="0" r="0" t="0"/>
-                  <wp:docPr descr="" title="" id="138" name="Picture"/>
+                  <wp:docPr descr="" title="" id="140" name="Picture"/>
                   <a:graphic>
                     <a:graphicData uri="http://schemas.openxmlformats.org/drawingml/2006/picture">
                       <pic:pic>
                         <pic:nvPicPr>
-                          <pic:cNvPr descr="/Applications/Positron.app/Contents/Resources/app/quarto/share/formats/docx/note.png" id="139" name="Picture"/>
+                          <pic:cNvPr descr="/Applications/Positron.app/Contents/Resources/app/quarto/share/formats/docx/note.png" id="141" name="Picture"/>
                           <pic:cNvPicPr>
                             <a:picLocks noChangeArrowheads="1" noChangeAspect="1"/>
                           </pic:cNvPicPr>
@@ -9912,8 +10262,8 @@
         </w:tc>
       </w:tr>
     </w:tbl>
-    <w:bookmarkEnd w:id="140"/>
-    <w:bookmarkStart w:id="143" w:name="practice-exercise-6-separate-group-data"/>
+    <w:bookmarkEnd w:id="142"/>
+    <w:bookmarkStart w:id="145" w:name="practice-exercise-6-separate-group-data"/>
     <w:p>
       <w:pPr>
         <w:pStyle w:val="Heading2"/>
@@ -9963,12 +10313,12 @@
                 <wp:inline>
                   <wp:extent cx="152400" cy="152400"/>
                   <wp:effectExtent b="0" l="0" r="0" t="0"/>
-                  <wp:docPr descr="" title="" id="141" name="Picture"/>
+                  <wp:docPr descr="" title="" id="143" name="Picture"/>
                   <a:graphic>
                     <a:graphicData uri="http://schemas.openxmlformats.org/drawingml/2006/picture">
                       <pic:pic>
                         <pic:nvPicPr>
-                          <pic:cNvPr descr="/Applications/Positron.app/Contents/Resources/app/quarto/share/formats/docx/tip.png" id="142" name="Picture"/>
+                          <pic:cNvPr descr="/Applications/Positron.app/Contents/Resources/app/quarto/share/formats/docx/tip.png" id="144" name="Picture"/>
                           <pic:cNvPicPr>
                             <a:picLocks noChangeArrowheads="1" noChangeAspect="1"/>
                           </pic:cNvPicPr>
@@ -10080,7 +10430,7 @@
               <w:rPr>
                 <w:rStyle w:val="VerbatimChar"/>
               </w:rPr>
-              <w:t xml:space="preserve"># Groups:   group, tree_no, tree_char [6]</w:t>
+              <w:t xml:space="preserve">  group                      tree_no tree_char side  length_mm</w:t>
             </w:r>
             <w:r>
               <w:br/>
@@ -10089,7 +10439,7 @@
               <w:rPr>
                 <w:rStyle w:val="VerbatimChar"/>
               </w:rPr>
-              <w:t xml:space="preserve">  group                      tree_no tree_char side  length_mm</w:t>
+              <w:t xml:space="preserve">  &lt;chr&gt;                        &lt;dbl&gt; &lt;chr&gt;     &lt;chr&gt;     &lt;dbl&gt;</w:t>
             </w:r>
             <w:r>
               <w:br/>
@@ -10098,7 +10448,7 @@
               <w:rPr>
                 <w:rStyle w:val="VerbatimChar"/>
               </w:rPr>
-              <w:t xml:space="preserve">  &lt;chr&gt;                        &lt;dbl&gt; &lt;chr&gt;     &lt;chr&gt;     &lt;dbl&gt;</w:t>
+              <w:t xml:space="preserve">1 big_fat_fecund_female_fish       2 tree_2    shady      15.4</w:t>
             </w:r>
             <w:r>
               <w:br/>
@@ -10107,7 +10457,7 @@
               <w:rPr>
                 <w:rStyle w:val="VerbatimChar"/>
               </w:rPr>
-              <w:t xml:space="preserve">1 big_fat_fecund_female_fish       2 tree_2    shady      15.4</w:t>
+              <w:t xml:space="preserve">2 bill                             3 tree_3    shady      16.7</w:t>
             </w:r>
             <w:r>
               <w:br/>
@@ -10116,7 +10466,7 @@
               <w:rPr>
                 <w:rStyle w:val="VerbatimChar"/>
               </w:rPr>
-              <w:t xml:space="preserve">2 bill                             3 tree_3    shady      16.7</w:t>
+              <w:t xml:space="preserve">3 ciabatta                         5 tree_5    shady      19.1</w:t>
             </w:r>
             <w:r>
               <w:br/>
@@ -10125,7 +10475,7 @@
               <w:rPr>
                 <w:rStyle w:val="VerbatimChar"/>
               </w:rPr>
-              <w:t xml:space="preserve">3 ciabatta                         5 tree_5    shady      19.1</w:t>
+              <w:t xml:space="preserve">4 fake_data                        8 tree_8    shady      17.4</w:t>
             </w:r>
             <w:r>
               <w:br/>
@@ -10134,7 +10484,7 @@
               <w:rPr>
                 <w:rStyle w:val="VerbatimChar"/>
               </w:rPr>
-              <w:t xml:space="preserve">4 fake_data                        8 tree_8    shady      17.4</w:t>
+              <w:t xml:space="preserve">5 five                             1 tree_1    shady      20.3</w:t>
             </w:r>
             <w:r>
               <w:br/>
@@ -10143,53 +10493,35 @@
               <w:rPr>
                 <w:rStyle w:val="VerbatimChar"/>
               </w:rPr>
-              <w:t xml:space="preserve">5 five                             1 tree_1    shady      20.3</w:t>
-            </w:r>
-            <w:r>
-              <w:br/>
-            </w:r>
+              <w:t xml:space="preserve">6 moose_walkin                     7 tree_7    shady      20.7</w:t>
+            </w:r>
+          </w:p>
+          <w:p>
+            <w:pPr>
+              <w:pStyle w:val="SourceCode"/>
+            </w:pPr>
+            <w:r>
+              <w:rPr>
+                <w:rStyle w:val="FunctionTok"/>
+              </w:rPr>
+              <w:t xml:space="preserve">head</w:t>
+            </w:r>
+            <w:r>
+              <w:rPr>
+                <w:rStyle w:val="NormalTok"/>
+              </w:rPr>
+              <w:t xml:space="preserve">(ps_sunny_df)</w:t>
+            </w:r>
+          </w:p>
+          <w:p>
+            <w:pPr>
+              <w:pStyle w:val="SourceCode"/>
+            </w:pPr>
             <w:r>
               <w:rPr>
                 <w:rStyle w:val="VerbatimChar"/>
               </w:rPr>
-              <w:t xml:space="preserve">6 moose_walkin                     7 tree_7    shady      20.7</w:t>
-            </w:r>
-          </w:p>
-          <w:p>
-            <w:pPr>
-              <w:pStyle w:val="SourceCode"/>
-            </w:pPr>
-            <w:r>
-              <w:rPr>
-                <w:rStyle w:val="FunctionTok"/>
-              </w:rPr>
-              <w:t xml:space="preserve">head</w:t>
-            </w:r>
-            <w:r>
-              <w:rPr>
-                <w:rStyle w:val="NormalTok"/>
-              </w:rPr>
-              <w:t xml:space="preserve">(ps_sunny_df)</w:t>
-            </w:r>
-          </w:p>
-          <w:p>
-            <w:pPr>
-              <w:pStyle w:val="SourceCode"/>
-            </w:pPr>
-            <w:r>
-              <w:rPr>
-                <w:rStyle w:val="VerbatimChar"/>
-              </w:rPr>
               <w:t xml:space="preserve"># A tibble: 6 × 5</w:t>
-            </w:r>
-            <w:r>
-              <w:br/>
-            </w:r>
-            <w:r>
-              <w:rPr>
-                <w:rStyle w:val="VerbatimChar"/>
-              </w:rPr>
-              <w:t xml:space="preserve"># Groups:   group, tree_no, tree_char [6]</w:t>
             </w:r>
             <w:r>
               <w:br/>
@@ -10268,8 +10600,8 @@
         </w:tc>
       </w:tr>
     </w:tbl>
-    <w:bookmarkEnd w:id="143"/>
-    <w:bookmarkStart w:id="146" w:name="X759a0f9024f66bcafc12060e563b361d71d5e7b"/>
+    <w:bookmarkEnd w:id="145"/>
+    <w:bookmarkStart w:id="148" w:name="X759a0f9024f66bcafc12060e563b361d71d5e7b"/>
     <w:p>
       <w:pPr>
         <w:pStyle w:val="Heading2"/>
@@ -10319,12 +10651,12 @@
                 <wp:inline>
                   <wp:extent cx="152400" cy="152400"/>
                   <wp:effectExtent b="0" l="0" r="0" t="0"/>
-                  <wp:docPr descr="" title="" id="144" name="Picture"/>
+                  <wp:docPr descr="" title="" id="146" name="Picture"/>
                   <a:graphic>
                     <a:graphicData uri="http://schemas.openxmlformats.org/drawingml/2006/picture">
                       <pic:pic>
                         <pic:nvPicPr>
-                          <pic:cNvPr descr="/Applications/Positron.app/Contents/Resources/app/quarto/share/formats/docx/tip.png" id="145" name="Picture"/>
+                          <pic:cNvPr descr="/Applications/Positron.app/Contents/Resources/app/quarto/share/formats/docx/tip.png" id="147" name="Picture"/>
                           <pic:cNvPicPr>
                             <a:picLocks noChangeArrowheads="1" noChangeAspect="1"/>
                           </pic:cNvPicPr>
@@ -10710,8 +11042,8 @@
         </w:tc>
       </w:tr>
     </w:tbl>
-    <w:bookmarkEnd w:id="146"/>
-    <w:bookmarkStart w:id="149" w:name="practice-exercise-8-test-equal-variances"/>
+    <w:bookmarkEnd w:id="148"/>
+    <w:bookmarkStart w:id="151" w:name="practice-exercise-8-test-equal-variances"/>
     <w:p>
       <w:pPr>
         <w:pStyle w:val="Heading2"/>
@@ -10761,12 +11093,12 @@
                 <wp:inline>
                   <wp:extent cx="152400" cy="152400"/>
                   <wp:effectExtent b="0" l="0" r="0" t="0"/>
-                  <wp:docPr descr="" title="" id="147" name="Picture"/>
+                  <wp:docPr descr="" title="" id="149" name="Picture"/>
                   <a:graphic>
                     <a:graphicData uri="http://schemas.openxmlformats.org/drawingml/2006/picture">
                       <pic:pic>
                         <pic:nvPicPr>
-                          <pic:cNvPr descr="/Applications/Positron.app/Contents/Resources/app/quarto/share/formats/docx/tip.png" id="148" name="Picture"/>
+                          <pic:cNvPr descr="/Applications/Positron.app/Contents/Resources/app/quarto/share/formats/docx/tip.png" id="150" name="Picture"/>
                           <pic:cNvPicPr>
                             <a:picLocks noChangeArrowheads="1" noChangeAspect="1"/>
                           </pic:cNvPicPr>
@@ -10884,6 +11216,15 @@
             </w:pPr>
             <w:r>
               <w:rPr>
+                <w:rStyle w:val="CommentTok"/>
+              </w:rPr>
+              <w:t xml:space="preserve"># leveneTest needs the grouping variable as a factor</w:t>
+            </w:r>
+            <w:r>
+              <w:br/>
+            </w:r>
+            <w:r>
+              <w:rPr>
                 <w:rStyle w:val="NormalTok"/>
               </w:rPr>
               <w:t xml:space="preserve">levene_result </w:t>
@@ -10922,7 +11263,19 @@
               <w:rPr>
                 <w:rStyle w:val="NormalTok"/>
               </w:rPr>
-              <w:t xml:space="preserve"> side, </w:t>
+              <w:t xml:space="preserve"> </w:t>
+            </w:r>
+            <w:r>
+              <w:rPr>
+                <w:rStyle w:val="FunctionTok"/>
+              </w:rPr>
+              <w:t xml:space="preserve">factor</w:t>
+            </w:r>
+            <w:r>
+              <w:rPr>
+                <w:rStyle w:val="NormalTok"/>
+              </w:rPr>
+              <w:t xml:space="preserve">(side), </w:t>
             </w:r>
             <w:r>
               <w:rPr>
@@ -11034,8 +11387,8 @@
         </w:tc>
       </w:tr>
     </w:tbl>
-    <w:bookmarkEnd w:id="149"/>
-    <w:bookmarkStart w:id="150" w:name="X2f3e303b4abd6c0c9ec50ec40a7c69e358a3e24"/>
+    <w:bookmarkEnd w:id="151"/>
+    <w:bookmarkStart w:id="152" w:name="X2f3e303b4abd6c0c9ec50ec40a7c69e358a3e24"/>
     <w:p>
       <w:pPr>
         <w:pStyle w:val="Heading2"/>
@@ -11357,8 +11710,8 @@
         <w:t xml:space="preserve">           17.60561            16.15328 </w:t>
       </w:r>
     </w:p>
-    <w:bookmarkEnd w:id="150"/>
-    <w:bookmarkStart w:id="151" w:name="conducting-the-two-sample-t-test-welchs"/>
+    <w:bookmarkEnd w:id="152"/>
+    <w:bookmarkStart w:id="153" w:name="conducting-the-two-sample-t-test-welchs"/>
     <w:p>
       <w:pPr>
         <w:pStyle w:val="Heading2"/>
@@ -11662,8 +12015,8 @@
         <w:t xml:space="preserve">           17.60561            16.15328 </w:t>
       </w:r>
     </w:p>
-    <w:bookmarkEnd w:id="151"/>
-    <w:bookmarkStart w:id="152" w:name="standard-vs.-welchs-t-test"/>
+    <w:bookmarkEnd w:id="153"/>
+    <w:bookmarkStart w:id="154" w:name="standard-vs.-welchs-t-test"/>
     <w:p>
       <w:pPr>
         <w:pStyle w:val="Heading2"/>
@@ -11901,8 +12254,8 @@
         <w:t xml:space="preserve">— df is typically non-integer and smaller than the standard t-test’s</w:t>
       </w:r>
     </w:p>
-    <w:bookmarkEnd w:id="152"/>
-    <w:bookmarkStart w:id="158" w:name="interpreting-the-two-sample-t-test"/>
+    <w:bookmarkEnd w:id="154"/>
+    <w:bookmarkStart w:id="160" w:name="interpreting-the-two-sample-t-test"/>
     <w:p>
       <w:pPr>
         <w:pStyle w:val="Heading2"/>
@@ -11972,12 +12325,12 @@
                 <wp:inline>
                   <wp:extent cx="152400" cy="152400"/>
                   <wp:effectExtent b="0" l="0" r="0" t="0"/>
-                  <wp:docPr descr="" title="" id="153" name="Picture"/>
+                  <wp:docPr descr="" title="" id="155" name="Picture"/>
                   <a:graphic>
                     <a:graphicData uri="http://schemas.openxmlformats.org/drawingml/2006/picture">
                       <pic:pic>
                         <pic:nvPicPr>
-                          <pic:cNvPr descr="/Applications/Positron.app/Contents/Resources/app/quarto/share/formats/docx/note.png" id="154" name="Picture"/>
+                          <pic:cNvPr descr="/Applications/Positron.app/Contents/Resources/app/quarto/share/formats/docx/note.png" id="156" name="Picture"/>
                           <pic:cNvPicPr>
                             <a:picLocks noChangeArrowheads="1" noChangeAspect="1"/>
                           </pic:cNvPicPr>
@@ -12071,18 +12424,18 @@
           <wp:inline>
             <wp:extent cx="5334000" cy="5020235"/>
             <wp:effectExtent b="0" l="0" r="0" t="0"/>
-            <wp:docPr descr="" title="" id="156" name="Picture"/>
+            <wp:docPr descr="" title="" id="158" name="Picture"/>
             <a:graphic>
               <a:graphicData uri="http://schemas.openxmlformats.org/drawingml/2006/picture">
                 <pic:pic>
                   <pic:nvPicPr>
-                    <pic:cNvPr descr="t_tests_lecture_files/figure-docx/unnamed-chunk-21-1.png" id="157" name="Picture"/>
+                    <pic:cNvPr descr="t_tests_lecture_files/figure-docx/unnamed-chunk-21-1.png" id="159" name="Picture"/>
                     <pic:cNvPicPr>
                       <a:picLocks noChangeArrowheads="1" noChangeAspect="1"/>
                     </pic:cNvPicPr>
                   </pic:nvPicPr>
                   <pic:blipFill>
-                    <a:blip r:embed="rId155"/>
+                    <a:blip r:embed="rId157"/>
                     <a:stretch>
                       <a:fillRect/>
                     </a:stretch>
@@ -12109,8 +12462,8 @@
         </w:drawing>
       </w:r>
     </w:p>
-    <w:bookmarkEnd w:id="158"/>
-    <w:bookmarkStart w:id="159" w:name="part-6-paired-t-test"/>
+    <w:bookmarkEnd w:id="160"/>
+    <w:bookmarkStart w:id="161" w:name="part-6-paired-t-test"/>
     <w:p>
       <w:pPr>
         <w:pStyle w:val="Heading2"/>
@@ -12119,8 +12472,8 @@
         <w:t xml:space="preserve">Part 6 · Paired T-Test</w:t>
       </w:r>
     </w:p>
-    <w:bookmarkEnd w:id="159"/>
-    <w:bookmarkStart w:id="162" w:name="what-does-a-paired-t-test-tell-us"/>
+    <w:bookmarkEnd w:id="161"/>
+    <w:bookmarkStart w:id="164" w:name="what-does-a-paired-t-test-tell-us"/>
     <w:p>
       <w:pPr>
         <w:pStyle w:val="Heading2"/>
@@ -12258,12 +12611,12 @@
                 <wp:inline>
                   <wp:extent cx="152400" cy="152400"/>
                   <wp:effectExtent b="0" l="0" r="0" t="0"/>
-                  <wp:docPr descr="" title="" id="160" name="Picture"/>
+                  <wp:docPr descr="" title="" id="162" name="Picture"/>
                   <a:graphic>
                     <a:graphicData uri="http://schemas.openxmlformats.org/drawingml/2006/picture">
                       <pic:pic>
                         <pic:nvPicPr>
-                          <pic:cNvPr descr="/Applications/Positron.app/Contents/Resources/app/quarto/share/formats/docx/note.png" id="161" name="Picture"/>
+                          <pic:cNvPr descr="/Applications/Positron.app/Contents/Resources/app/quarto/share/formats/docx/note.png" id="163" name="Picture"/>
                           <pic:cNvPicPr>
                             <a:picLocks noChangeArrowheads="1" noChangeAspect="1"/>
                           </pic:cNvPicPr>
@@ -12689,14 +13042,14 @@
         <w:t xml:space="preserve">      -1.452337 </w:t>
       </w:r>
     </w:p>
-    <w:bookmarkEnd w:id="162"/>
-    <w:bookmarkStart w:id="166" w:name="what-is-going-on"/>
+    <w:bookmarkEnd w:id="164"/>
+    <w:bookmarkStart w:id="170" w:name="same-data-two-different-answers"/>
     <w:p>
       <w:pPr>
         <w:pStyle w:val="Heading2"/>
       </w:pPr>
       <w:r>
-        <w:t xml:space="preserve">What Is Going On?</w:t>
+        <w:t xml:space="preserve">Same Data, Two Different Answers</w:t>
       </w:r>
     </w:p>
     <w:p>
@@ -12704,7 +13057,258 @@
         <w:pStyle w:val="FirstParagraph"/>
       </w:pPr>
       <w:r>
-        <w:t xml:space="preserve">Note that there is a lot of variation</w:t>
+        <w:t xml:space="preserve">Look carefully at what just happened —</w:t>
+      </w:r>
+      <w:r>
+        <w:t xml:space="preserve"> </w:t>
+      </w:r>
+      <w:r>
+        <w:rPr>
+          <w:b/>
+          <w:bCs/>
+        </w:rPr>
+        <w:t xml:space="preserve">both tests used exactly the same 16 numbers</w:t>
+      </w:r>
+      <w:r>
+        <w:t xml:space="preserve">:</w:t>
+      </w:r>
+    </w:p>
+    <w:tbl>
+      <w:tblPr>
+        <w:tblStyle w:val="Table"/>
+        <w:tblW w:type="auto" w:w="0"/>
+        <w:tblLook w:firstRow="1" w:lastRow="0" w:firstColumn="0" w:lastColumn="0" w:noHBand="0" w:noVBand="0" w:val="0020"/>
+      </w:tblPr>
+      <w:tblGrid>
+        <w:gridCol w:w="1584"/>
+        <w:gridCol w:w="1584"/>
+        <w:gridCol w:w="1584"/>
+        <w:gridCol w:w="1584"/>
+        <w:gridCol w:w="1584"/>
+      </w:tblGrid>
+      <w:tr>
+        <w:trPr>
+          <w:tblHeader w:val="on"/>
+        </w:trPr>
+        <w:tc>
+          <w:tcPr/>
+          <w:p>
+            <w:pPr>
+              <w:pStyle w:val="Compact"/>
+            </w:pPr>
+            <w:r>
+              <w:t xml:space="preserve">Test</w:t>
+            </w:r>
+          </w:p>
+        </w:tc>
+        <w:tc>
+          <w:tcPr/>
+          <w:p>
+            <w:pPr>
+              <w:pStyle w:val="Compact"/>
+            </w:pPr>
+            <w:r>
+              <w:t xml:space="preserve">t</w:t>
+            </w:r>
+          </w:p>
+        </w:tc>
+        <w:tc>
+          <w:tcPr/>
+          <w:p>
+            <w:pPr>
+              <w:pStyle w:val="Compact"/>
+            </w:pPr>
+            <w:r>
+              <w:t xml:space="preserve">df</w:t>
+            </w:r>
+          </w:p>
+        </w:tc>
+        <w:tc>
+          <w:tcPr/>
+          <w:p>
+            <w:pPr>
+              <w:pStyle w:val="Compact"/>
+            </w:pPr>
+            <w:r>
+              <w:t xml:space="preserve">p</w:t>
+            </w:r>
+          </w:p>
+        </w:tc>
+        <w:tc>
+          <w:tcPr/>
+          <w:p>
+            <w:pPr>
+              <w:pStyle w:val="Compact"/>
+            </w:pPr>
+            <w:r>
+              <w:t xml:space="preserve">Conclusion</w:t>
+            </w:r>
+          </w:p>
+        </w:tc>
+      </w:tr>
+      <w:tr>
+        <w:tc>
+          <w:tcPr/>
+          <w:p>
+            <w:pPr>
+              <w:pStyle w:val="Compact"/>
+            </w:pPr>
+            <w:r>
+              <w:t xml:space="preserve">Two-sample</w:t>
+            </w:r>
+          </w:p>
+        </w:tc>
+        <w:tc>
+          <w:tcPr/>
+          <w:p>
+            <w:pPr>
+              <w:pStyle w:val="Compact"/>
+            </w:pPr>
+            <w:r>
+              <w:t xml:space="preserve">1.128</w:t>
+            </w:r>
+          </w:p>
+        </w:tc>
+        <w:tc>
+          <w:tcPr/>
+          <w:p>
+            <w:pPr>
+              <w:pStyle w:val="Compact"/>
+            </w:pPr>
+            <w:r>
+              <w:t xml:space="preserve">14</w:t>
+            </w:r>
+          </w:p>
+        </w:tc>
+        <w:tc>
+          <w:tcPr/>
+          <w:p>
+            <w:pPr>
+              <w:pStyle w:val="Compact"/>
+            </w:pPr>
+            <w:r>
+              <w:t xml:space="preserve">0.278</w:t>
+            </w:r>
+          </w:p>
+        </w:tc>
+        <w:tc>
+          <w:tcPr/>
+          <w:p>
+            <w:pPr>
+              <w:pStyle w:val="Compact"/>
+            </w:pPr>
+            <w:r>
+              <w:rPr>
+                <w:b/>
+                <w:bCs/>
+              </w:rPr>
+              <w:t xml:space="preserve">Not</w:t>
+            </w:r>
+            <w:r>
+              <w:t xml:space="preserve"> </w:t>
+            </w:r>
+            <w:r>
+              <w:t xml:space="preserve">significant</w:t>
+            </w:r>
+          </w:p>
+        </w:tc>
+      </w:tr>
+      <w:tr>
+        <w:tc>
+          <w:tcPr/>
+          <w:p>
+            <w:pPr>
+              <w:pStyle w:val="Compact"/>
+            </w:pPr>
+            <w:r>
+              <w:t xml:space="preserve">Paired</w:t>
+            </w:r>
+          </w:p>
+        </w:tc>
+        <w:tc>
+          <w:tcPr/>
+          <w:p>
+            <w:pPr>
+              <w:pStyle w:val="Compact"/>
+            </w:pPr>
+            <w:r>
+              <w:t xml:space="preserve">−2.782</w:t>
+            </w:r>
+          </w:p>
+        </w:tc>
+        <w:tc>
+          <w:tcPr/>
+          <w:p>
+            <w:pPr>
+              <w:pStyle w:val="Compact"/>
+            </w:pPr>
+            <w:r>
+              <w:t xml:space="preserve">7</w:t>
+            </w:r>
+          </w:p>
+        </w:tc>
+        <w:tc>
+          <w:tcPr/>
+          <w:p>
+            <w:pPr>
+              <w:pStyle w:val="Compact"/>
+            </w:pPr>
+            <w:r>
+              <w:t xml:space="preserve">0.027</w:t>
+            </w:r>
+          </w:p>
+        </w:tc>
+        <w:tc>
+          <w:tcPr/>
+          <w:p>
+            <w:pPr>
+              <w:pStyle w:val="Compact"/>
+            </w:pPr>
+            <w:r>
+              <w:rPr>
+                <w:b/>
+                <w:bCs/>
+              </w:rPr>
+              <w:t xml:space="preserve">Significant</w:t>
+            </w:r>
+          </w:p>
+        </w:tc>
+      </w:tr>
+    </w:tbl>
+    <w:p>
+      <w:pPr>
+        <w:pStyle w:val="BodyText"/>
+      </w:pPr>
+      <w:r>
+        <w:t xml:space="preserve">Why the difference?</w:t>
+      </w:r>
+    </w:p>
+    <w:p>
+      <w:pPr>
+        <w:pStyle w:val="Compact"/>
+        <w:numPr>
+          <w:ilvl w:val="0"/>
+          <w:numId w:val="1025"/>
+        </w:numPr>
+      </w:pPr>
+      <w:r>
+        <w:t xml:space="preserve">The</w:t>
+      </w:r>
+      <w:r>
+        <w:t xml:space="preserve"> </w:t>
+      </w:r>
+      <w:r>
+        <w:rPr>
+          <w:b/>
+          <w:bCs/>
+        </w:rPr>
+        <w:t xml:space="preserve">two-sample</w:t>
+      </w:r>
+      <w:r>
+        <w:t xml:space="preserve"> </w:t>
+      </w:r>
+      <w:r>
+        <w:t xml:space="preserve">test throws the pairing away. Tree-to-tree variation (some teams’ trees just have longer needles) lands in the</w:t>
       </w:r>
       <w:r>
         <w:t xml:space="preserve"> </w:t>
@@ -12714,47 +13318,216 @@
           <w:i/>
           <w:iCs/>
         </w:rPr>
-        <w:t xml:space="preserve">within</w:t>
+        <w:t xml:space="preserve">noise</w:t>
+      </w:r>
+      <w:r>
+        <w:t xml:space="preserve">, swamping the signal.</w:t>
+      </w:r>
+    </w:p>
+    <w:p>
+      <w:pPr>
+        <w:pStyle w:val="Compact"/>
+        <w:numPr>
+          <w:ilvl w:val="0"/>
+          <w:numId w:val="1025"/>
+        </w:numPr>
+      </w:pPr>
+      <w:r>
+        <w:t xml:space="preserve">The</w:t>
       </w:r>
       <w:r>
         <w:t xml:space="preserve"> </w:t>
       </w:r>
       <w:r>
-        <w:t xml:space="preserve">trees, but the trend is the same across trees.</w:t>
-      </w:r>
-    </w:p>
-    <w:p>
-      <w:pPr>
-        <w:pStyle w:val="SourceCode"/>
-      </w:pPr>
-      <w:r>
-        <w:rPr>
-          <w:rStyle w:val="NormalTok"/>
-        </w:rPr>
-        <w:t xml:space="preserve">ps_plot</w:t>
-      </w:r>
-    </w:p>
-    <w:p>
-      <w:pPr>
-        <w:pStyle w:val="FirstParagraph"/>
+        <w:rPr>
+          <w:b/>
+          <w:bCs/>
+        </w:rPr>
+        <w:t xml:space="preserve">paired</w:t>
+      </w:r>
+      <w:r>
+        <w:t xml:space="preserve"> </w:t>
+      </w:r>
+      <w:r>
+        <w:t xml:space="preserve">test looks only at the shady−sunny difference</w:t>
+      </w:r>
+      <w:r>
+        <w:t xml:space="preserve"> </w:t>
+      </w:r>
+      <w:r>
+        <w:rPr>
+          <w:i/>
+          <w:iCs/>
+        </w:rPr>
+        <w:t xml:space="preserve">within each tree</w:t>
+      </w:r>
+      <w:r>
+        <w:t xml:space="preserve">, so tree-to-tree variation cancels out entirely.</w:t>
+      </w:r>
+    </w:p>
+    <w:tbl>
+      <w:tblPr>
+        <w:tblStyle w:val="Table"/>
+        <w:tblLook w:firstRow="0" w:lastRow="0" w:firstColumn="0" w:lastColumn="0" w:noHBand="0" w:noVBand="0" w:val="0000"/>
+        <w:tblBorders>
+          <w:top w:val="single" w:sz="4" w:space="0" w:color="CC1914"/>
+          <w:left w:val="single" w:sz="24" w:space="0" w:color="CC1914"/>
+          <w:bottom w:val="single" w:sz="4" w:space="0" w:color="CC1914"/>
+          <w:right w:val="single" w:sz="4" w:space="0" w:color="CC1914"/>
+        </w:tblBorders>
+        <w:tblCellMar>
+          <w:left w:w="144" w:type="dxa"/>
+          <w:right w:w="144" w:type="dxa"/>
+        </w:tblCellMar>
+        <w:tblLook w:firstRow="0" w:lastRow="0" w:firstColumn="0" w:lastColumn="0" w:noHBand="0" w:noVBand="0" w:val="0000"/>
+      </w:tblPr>
+      <w:tr>
+        <w:trPr>
+          <w:cantSplit/>
+        </w:trPr>
+        <w:tc>
+          <w:tcPr>
+            <w:shd w:color="auto" w:fill="f7dddc" w:val="clear"/>
+            <w:tcMar>
+              <w:top w:w="92" w:type="dxa"/>
+              <w:bottom w:w="92" w:type="dxa"/>
+            </w:tcMar>
+          </w:tcPr>
+          <w:p>
+            <w:pPr>
+              <w:pStyle w:val="FirstParagraph"/>
+            </w:pPr>
+            <w:pPr>
+              <w:spacing w:before="0" w:after="0"/>
+              <w:textAlignment w:val="center"/>
+            </w:pPr>
+            <w:r>
+              <w:drawing>
+                <wp:inline>
+                  <wp:extent cx="152400" cy="152400"/>
+                  <wp:effectExtent b="0" l="0" r="0" t="0"/>
+                  <wp:docPr descr="" title="" id="165" name="Picture"/>
+                  <a:graphic>
+                    <a:graphicData uri="http://schemas.openxmlformats.org/drawingml/2006/picture">
+                      <pic:pic>
+                        <pic:nvPicPr>
+                          <pic:cNvPr descr="/Applications/Positron.app/Contents/Resources/app/quarto/share/formats/docx/important.png" id="166" name="Picture"/>
+                          <pic:cNvPicPr>
+                            <a:picLocks noChangeArrowheads="1" noChangeAspect="1"/>
+                          </pic:cNvPicPr>
+                        </pic:nvPicPr>
+                        <pic:blipFill>
+                          <a:blip r:embed="rId25"/>
+                          <a:stretch>
+                            <a:fillRect/>
+                          </a:stretch>
+                        </pic:blipFill>
+                        <pic:spPr bwMode="auto">
+                          <a:xfrm>
+                            <a:off x="0" y="0"/>
+                            <a:ext cx="152400" cy="152400"/>
+                          </a:xfrm>
+                          <a:prstGeom prst="rect">
+                            <a:avLst/>
+                          </a:prstGeom>
+                          <a:noFill/>
+                          <a:ln w="9525">
+                            <a:noFill/>
+                            <a:headEnd/>
+                            <a:tailEnd/>
+                          </a:ln>
+                        </pic:spPr>
+                      </pic:pic>
+                    </a:graphicData>
+                  </a:graphic>
+                </wp:inline>
+              </w:drawing>
+            </w:r>
+            <w:r>
+              <w:t xml:space="preserve"> </w:t>
+            </w:r>
+            <w:r>
+              <w:t xml:space="preserve"> </w:t>
+            </w:r>
+            <w:r>
+              <w:t xml:space="preserve">Important</w:t>
+            </w:r>
+          </w:p>
+        </w:tc>
+      </w:tr>
+      <w:tr>
+        <w:trPr>
+          <w:cantSplit/>
+        </w:trPr>
+        <w:tc>
+          <w:tcPr>
+            <w:tcMar>
+              <w:top w:w="108" w:type="dxa"/>
+              <w:bottom w:w="108" w:type="dxa"/>
+            </w:tcMar>
+          </w:tcPr>
+          <w:p>
+            <w:pPr>
+              <w:pStyle w:val="BodyText"/>
+            </w:pPr>
+            <w:pPr>
+              <w:spacing w:before="16" w:after="16"/>
+            </w:pPr>
+            <w:r>
+              <w:rPr>
+                <w:b/>
+                <w:bCs/>
+              </w:rPr>
+              <w:t xml:space="preserve">These data are paired by design</w:t>
+            </w:r>
+            <w:r>
+              <w:t xml:space="preserve"> </w:t>
+            </w:r>
+            <w:r>
+              <w:t xml:space="preserve">— each team measured both sides of the</w:t>
+            </w:r>
+            <w:r>
+              <w:t xml:space="preserve"> </w:t>
+            </w:r>
+            <w:r>
+              <w:rPr>
+                <w:i/>
+                <w:iCs/>
+              </w:rPr>
+              <w:t xml:space="preserve">same</w:t>
+            </w:r>
+            <w:r>
+              <w:t xml:space="preserve"> </w:t>
+            </w:r>
+            <w:r>
+              <w:t xml:space="preserve">tree. The paired test is the correct one here; the two-sample test is the wrong tool, and it would have made us miss a real effect.</w:t>
+            </w:r>
+          </w:p>
+          <w:p/>
+        </w:tc>
+      </w:tr>
+    </w:tbl>
+    <w:p>
+      <w:pPr>
+        <w:pStyle w:val="BodyText"/>
       </w:pPr>
       <w:r>
         <w:drawing>
           <wp:inline>
             <wp:extent cx="5334000" cy="4622800"/>
             <wp:effectExtent b="0" l="0" r="0" t="0"/>
-            <wp:docPr descr="" title="" id="164" name="Picture"/>
+            <wp:docPr descr="" title="" id="168" name="Picture"/>
             <a:graphic>
               <a:graphicData uri="http://schemas.openxmlformats.org/drawingml/2006/picture">
                 <pic:pic>
                   <pic:nvPicPr>
-                    <pic:cNvPr descr="t_tests_lecture_files/figure-docx/unnamed-chunk-23-1.png" id="165" name="Picture"/>
+                    <pic:cNvPr descr="t_tests_lecture_files/figure-docx/unnamed-chunk-23-1.png" id="169" name="Picture"/>
                     <pic:cNvPicPr>
                       <a:picLocks noChangeArrowheads="1" noChangeAspect="1"/>
                     </pic:cNvPicPr>
                   </pic:nvPicPr>
                   <pic:blipFill>
-                    <a:blip r:embed="rId163"/>
+                    <a:blip r:embed="rId167"/>
                     <a:stretch>
                       <a:fillRect/>
                     </a:stretch>
@@ -12781,18 +13554,110 @@
         </w:drawing>
       </w:r>
     </w:p>
-    <w:bookmarkEnd w:id="166"/>
-    <w:bookmarkStart w:id="167" w:name="part-7-assumptions-and-wrap-up"/>
+    <w:bookmarkEnd w:id="170"/>
+    <w:bookmarkStart w:id="174" w:name="what-is-going-on"/>
     <w:p>
       <w:pPr>
         <w:pStyle w:val="Heading2"/>
       </w:pPr>
       <w:r>
+        <w:t xml:space="preserve">What Is Going On?</w:t>
+      </w:r>
+    </w:p>
+    <w:p>
+      <w:pPr>
+        <w:pStyle w:val="FirstParagraph"/>
+      </w:pPr>
+      <w:r>
+        <w:t xml:space="preserve">Note that there is a lot of variation</w:t>
+      </w:r>
+      <w:r>
+        <w:t xml:space="preserve"> </w:t>
+      </w:r>
+      <w:r>
+        <w:rPr>
+          <w:i/>
+          <w:iCs/>
+        </w:rPr>
+        <w:t xml:space="preserve">within</w:t>
+      </w:r>
+      <w:r>
+        <w:t xml:space="preserve"> </w:t>
+      </w:r>
+      <w:r>
+        <w:t xml:space="preserve">trees, but the trend is the same across trees.</w:t>
+      </w:r>
+    </w:p>
+    <w:p>
+      <w:pPr>
+        <w:pStyle w:val="SourceCode"/>
+      </w:pPr>
+      <w:r>
+        <w:rPr>
+          <w:rStyle w:val="NormalTok"/>
+        </w:rPr>
+        <w:t xml:space="preserve">ps_plot</w:t>
+      </w:r>
+    </w:p>
+    <w:p>
+      <w:pPr>
+        <w:pStyle w:val="FirstParagraph"/>
+      </w:pPr>
+      <w:r>
+        <w:drawing>
+          <wp:inline>
+            <wp:extent cx="5334000" cy="4622800"/>
+            <wp:effectExtent b="0" l="0" r="0" t="0"/>
+            <wp:docPr descr="" title="" id="172" name="Picture"/>
+            <a:graphic>
+              <a:graphicData uri="http://schemas.openxmlformats.org/drawingml/2006/picture">
+                <pic:pic>
+                  <pic:nvPicPr>
+                    <pic:cNvPr descr="t_tests_lecture_files/figure-docx/unnamed-chunk-24-1.png" id="173" name="Picture"/>
+                    <pic:cNvPicPr>
+                      <a:picLocks noChangeArrowheads="1" noChangeAspect="1"/>
+                    </pic:cNvPicPr>
+                  </pic:nvPicPr>
+                  <pic:blipFill>
+                    <a:blip r:embed="rId171"/>
+                    <a:stretch>
+                      <a:fillRect/>
+                    </a:stretch>
+                  </pic:blipFill>
+                  <pic:spPr bwMode="auto">
+                    <a:xfrm>
+                      <a:off x="0" y="0"/>
+                      <a:ext cx="5334000" cy="4622800"/>
+                    </a:xfrm>
+                    <a:prstGeom prst="rect">
+                      <a:avLst/>
+                    </a:prstGeom>
+                    <a:noFill/>
+                    <a:ln w="9525">
+                      <a:noFill/>
+                      <a:headEnd/>
+                      <a:tailEnd/>
+                    </a:ln>
+                  </pic:spPr>
+                </pic:pic>
+              </a:graphicData>
+            </a:graphic>
+          </wp:inline>
+        </w:drawing>
+      </w:r>
+    </w:p>
+    <w:bookmarkEnd w:id="174"/>
+    <w:bookmarkStart w:id="175" w:name="part-7-assumptions-and-wrap-up"/>
+    <w:p>
+      <w:pPr>
+        <w:pStyle w:val="Heading2"/>
+      </w:pPr>
+      <w:r>
         <w:t xml:space="preserve">Part 7 · Assumptions and Wrap-Up</w:t>
       </w:r>
     </w:p>
-    <w:bookmarkEnd w:id="167"/>
-    <w:bookmarkStart w:id="168" w:name="assumptions-of-parametric-tests"/>
+    <w:bookmarkEnd w:id="175"/>
+    <w:bookmarkStart w:id="176" w:name="assumptions-of-parametric-tests"/>
     <w:p>
       <w:pPr>
         <w:pStyle w:val="Heading2"/>
@@ -12811,74 +13676,6 @@
           <w:bCs/>
         </w:rPr>
         <w:t xml:space="preserve">Common assumptions for t-tests:</w:t>
-      </w:r>
-    </w:p>
-    <w:p>
-      <w:pPr>
-        <w:pStyle w:val="Compact"/>
-        <w:numPr>
-          <w:ilvl w:val="0"/>
-          <w:numId w:val="1025"/>
-        </w:numPr>
-      </w:pPr>
-      <w:r>
-        <w:t xml:space="preserve">Normality — data comes from normally distributed populations</w:t>
-      </w:r>
-    </w:p>
-    <w:p>
-      <w:pPr>
-        <w:pStyle w:val="Compact"/>
-        <w:numPr>
-          <w:ilvl w:val="0"/>
-          <w:numId w:val="1025"/>
-        </w:numPr>
-      </w:pPr>
-      <w:r>
-        <w:t xml:space="preserve">Equal variances (for two-sample tests)</w:t>
-      </w:r>
-    </w:p>
-    <w:p>
-      <w:pPr>
-        <w:pStyle w:val="Compact"/>
-        <w:numPr>
-          <w:ilvl w:val="0"/>
-          <w:numId w:val="1025"/>
-        </w:numPr>
-      </w:pPr>
-      <w:r>
-        <w:t xml:space="preserve">Independence — observations are independent</w:t>
-      </w:r>
-    </w:p>
-    <w:p>
-      <w:pPr>
-        <w:pStyle w:val="Compact"/>
-        <w:numPr>
-          <w:ilvl w:val="0"/>
-          <w:numId w:val="1025"/>
-        </w:numPr>
-      </w:pPr>
-      <w:r>
-        <w:t xml:space="preserve">No outliers — extreme values can influence results</w:t>
-      </w:r>
-    </w:p>
-    <w:p>
-      <w:pPr>
-        <w:pStyle w:val="FirstParagraph"/>
-      </w:pPr>
-      <w:r>
-        <w:t xml:space="preserve">What can we do if our data violates these assumptions?</w:t>
-      </w:r>
-    </w:p>
-    <w:p>
-      <w:pPr>
-        <w:pStyle w:val="BodyText"/>
-      </w:pPr>
-      <w:r>
-        <w:rPr>
-          <w:b/>
-          <w:bCs/>
-        </w:rPr>
-        <w:t xml:space="preserve">Alternatives when assumptions are violated:</w:t>
       </w:r>
     </w:p>
     <w:p>
@@ -12890,7 +13687,7 @@
         </w:numPr>
       </w:pPr>
       <w:r>
-        <w:t xml:space="preserve">Data transformation (log, square root, etc.)</w:t>
+        <w:t xml:space="preserve">Normality — data comes from normally distributed populations</w:t>
       </w:r>
     </w:p>
     <w:p>
@@ -12902,7 +13699,7 @@
         </w:numPr>
       </w:pPr>
       <w:r>
-        <w:t xml:space="preserve">Non-parametric tests</w:t>
+        <w:t xml:space="preserve">Equal variances (for two-sample tests)</w:t>
       </w:r>
     </w:p>
     <w:p>
@@ -12914,17 +13711,19 @@
         </w:numPr>
       </w:pPr>
       <w:r>
-        <w:t xml:space="preserve">Robust statistical methods</w:t>
-      </w:r>
-    </w:p>
-    <w:bookmarkEnd w:id="168"/>
-    <w:bookmarkStart w:id="171" w:name="summary-and-conclusions"/>
-    <w:p>
-      <w:pPr>
-        <w:pStyle w:val="Heading2"/>
-      </w:pPr>
-      <w:r>
-        <w:t xml:space="preserve">Summary and Conclusions</w:t>
+        <w:t xml:space="preserve">Independence — observations are independent</w:t>
+      </w:r>
+    </w:p>
+    <w:p>
+      <w:pPr>
+        <w:pStyle w:val="Compact"/>
+        <w:numPr>
+          <w:ilvl w:val="0"/>
+          <w:numId w:val="1026"/>
+        </w:numPr>
+      </w:pPr>
+      <w:r>
+        <w:t xml:space="preserve">No outliers — extreme values can influence results</w:t>
       </w:r>
     </w:p>
     <w:p>
@@ -12932,7 +13731,19 @@
         <w:pStyle w:val="FirstParagraph"/>
       </w:pPr>
       <w:r>
-        <w:t xml:space="preserve">In this lecture, we’ve:</w:t>
+        <w:t xml:space="preserve">What can we do if our data violates these assumptions?</w:t>
+      </w:r>
+    </w:p>
+    <w:p>
+      <w:pPr>
+        <w:pStyle w:val="BodyText"/>
+      </w:pPr>
+      <w:r>
+        <w:rPr>
+          <w:b/>
+          <w:bCs/>
+        </w:rPr>
+        <w:t xml:space="preserve">Alternatives when assumptions are violated:</w:t>
       </w:r>
     </w:p>
     <w:p>
@@ -12944,7 +13755,7 @@
         </w:numPr>
       </w:pPr>
       <w:r>
-        <w:t xml:space="preserve">Formulated hypotheses about pine needle length</w:t>
+        <w:t xml:space="preserve">Data transformation (log, square root, etc.)</w:t>
       </w:r>
     </w:p>
     <w:p>
@@ -12956,7 +13767,7 @@
         </w:numPr>
       </w:pPr>
       <w:r>
-        <w:t xml:space="preserve">Tested assumptions for parametric tests</w:t>
+        <w:t xml:space="preserve">Non-parametric tests</w:t>
       </w:r>
     </w:p>
     <w:p>
@@ -12968,7 +13779,25 @@
         </w:numPr>
       </w:pPr>
       <w:r>
-        <w:t xml:space="preserve">Conducted one-sample, two-sample, and paired t-tests</w:t>
+        <w:t xml:space="preserve">Robust statistical methods</w:t>
+      </w:r>
+    </w:p>
+    <w:bookmarkEnd w:id="176"/>
+    <w:bookmarkStart w:id="179" w:name="summary-and-conclusions"/>
+    <w:p>
+      <w:pPr>
+        <w:pStyle w:val="Heading2"/>
+      </w:pPr>
+      <w:r>
+        <w:t xml:space="preserve">Summary and Conclusions</w:t>
+      </w:r>
+    </w:p>
+    <w:p>
+      <w:pPr>
+        <w:pStyle w:val="FirstParagraph"/>
+      </w:pPr>
+      <w:r>
+        <w:t xml:space="preserve">In this lecture, we’ve:</w:t>
       </w:r>
     </w:p>
     <w:p>
@@ -12976,11 +13805,11 @@
         <w:pStyle w:val="Compact"/>
         <w:numPr>
           <w:ilvl w:val="0"/>
-          <w:numId w:val="1027"/>
+          <w:numId w:val="1028"/>
         </w:numPr>
       </w:pPr>
       <w:r>
-        <w:t xml:space="preserve">Visualized data using appropriate methods</w:t>
+        <w:t xml:space="preserve">Formulated hypotheses about pine needle length</w:t>
       </w:r>
     </w:p>
     <w:p>
@@ -12988,7 +13817,43 @@
         <w:pStyle w:val="Compact"/>
         <w:numPr>
           <w:ilvl w:val="0"/>
-          <w:numId w:val="1027"/>
+          <w:numId w:val="1028"/>
+        </w:numPr>
+      </w:pPr>
+      <w:r>
+        <w:t xml:space="preserve">Tested assumptions for parametric tests</w:t>
+      </w:r>
+    </w:p>
+    <w:p>
+      <w:pPr>
+        <w:pStyle w:val="Compact"/>
+        <w:numPr>
+          <w:ilvl w:val="0"/>
+          <w:numId w:val="1028"/>
+        </w:numPr>
+      </w:pPr>
+      <w:r>
+        <w:t xml:space="preserve">Conducted one-sample, two-sample, and paired t-tests</w:t>
+      </w:r>
+    </w:p>
+    <w:p>
+      <w:pPr>
+        <w:pStyle w:val="Compact"/>
+        <w:numPr>
+          <w:ilvl w:val="0"/>
+          <w:numId w:val="1028"/>
+        </w:numPr>
+      </w:pPr>
+      <w:r>
+        <w:t xml:space="preserve">Visualized data using appropriate methods</w:t>
+      </w:r>
+    </w:p>
+    <w:p>
+      <w:pPr>
+        <w:pStyle w:val="Compact"/>
+        <w:numPr>
+          <w:ilvl w:val="0"/>
+          <w:numId w:val="1028"/>
         </w:numPr>
       </w:pPr>
       <w:r>
@@ -13036,12 +13901,12 @@
                 <wp:inline>
                   <wp:extent cx="152400" cy="152400"/>
                   <wp:effectExtent b="0" l="0" r="0" t="0"/>
-                  <wp:docPr descr="" title="" id="169" name="Picture"/>
+                  <wp:docPr descr="" title="" id="177" name="Picture"/>
                   <a:graphic>
                     <a:graphicData uri="http://schemas.openxmlformats.org/drawingml/2006/picture">
                       <pic:pic>
                         <pic:nvPicPr>
-                          <pic:cNvPr descr="/Applications/Positron.app/Contents/Resources/app/quarto/share/formats/docx/note.png" id="170" name="Picture"/>
+                          <pic:cNvPr descr="/Applications/Positron.app/Contents/Resources/app/quarto/share/formats/docx/note.png" id="178" name="Picture"/>
                           <pic:cNvPicPr>
                             <a:picLocks noChangeArrowheads="1" noChangeAspect="1"/>
                           </pic:cNvPicPr>
@@ -13116,7 +13981,7 @@
               <w:pStyle w:val="Compact"/>
               <w:numPr>
                 <w:ilvl w:val="0"/>
-                <w:numId w:val="1028"/>
+                <w:numId w:val="1029"/>
               </w:numPr>
             </w:pPr>
             <w:r>
@@ -13128,7 +13993,7 @@
               <w:pStyle w:val="Compact"/>
               <w:numPr>
                 <w:ilvl w:val="0"/>
-                <w:numId w:val="1028"/>
+                <w:numId w:val="1029"/>
               </w:numPr>
             </w:pPr>
             <w:r>
@@ -13140,7 +14005,7 @@
               <w:pStyle w:val="Compact"/>
               <w:numPr>
                 <w:ilvl w:val="0"/>
-                <w:numId w:val="1028"/>
+                <w:numId w:val="1029"/>
               </w:numPr>
             </w:pPr>
             <w:r>
@@ -13152,7 +14017,7 @@
               <w:pStyle w:val="Compact"/>
               <w:numPr>
                 <w:ilvl w:val="0"/>
-                <w:numId w:val="1028"/>
+                <w:numId w:val="1029"/>
               </w:numPr>
             </w:pPr>
             <w:r>
@@ -13163,7 +14028,7 @@
         </w:tc>
       </w:tr>
     </w:tbl>
-    <w:bookmarkEnd w:id="171"/>
+    <w:bookmarkEnd w:id="179"/>
     <w:sectPr>
       <w:footnotePr>
         <w:numRestart w:val="eachSect"/>
@@ -13673,6 +14538,9 @@
     <w:abstractNumId w:val="991"/>
   </w:num>
   <w:num w:numId="1025">
+    <w:abstractNumId w:val="991"/>
+  </w:num>
+  <w:num w:numId="1026">
     <w:abstractNumId w:val="99411"/>
     <w:lvlOverride w:ilvl="0">
       <w:startOverride w:val="1"/>
@@ -13702,10 +14570,10 @@
       <w:startOverride w:val="1"/>
     </w:lvlOverride>
   </w:num>
-  <w:num w:numId="1026">
+  <w:num w:numId="1027">
     <w:abstractNumId w:val="991"/>
   </w:num>
-  <w:num w:numId="1027">
+  <w:num w:numId="1028">
     <w:abstractNumId w:val="99411"/>
     <w:lvlOverride w:ilvl="0">
       <w:startOverride w:val="1"/>
@@ -13735,7 +14603,7 @@
       <w:startOverride w:val="1"/>
     </w:lvlOverride>
   </w:num>
-  <w:num w:numId="1028">
+  <w:num w:numId="1029">
     <w:abstractNumId w:val="991"/>
   </w:num>
 </w:numbering>

--- a/docs/content/t_tests/t_tests_lecture.docx
+++ b/docs/content/t_tests/t_tests_lecture.docx
@@ -2666,7 +2666,7 @@
       <w:r>
         <w:drawing>
           <wp:inline>
-            <wp:extent cx="5334000" cy="4333875"/>
+            <wp:extent cx="2935866" cy="2385391"/>
             <wp:effectExtent b="0" l="0" r="0" t="0"/>
             <wp:docPr descr="" title="" id="30" name="Picture"/>
             <a:graphic>
@@ -2687,7 +2687,7 @@
                   <pic:spPr bwMode="auto">
                     <a:xfrm>
                       <a:off x="0" y="0"/>
-                      <a:ext cx="5334000" cy="4333875"/>
+                      <a:ext cx="2935866" cy="2385391"/>
                     </a:xfrm>
                     <a:prstGeom prst="rect">
                       <a:avLst/>
@@ -3374,7 +3374,7 @@
       <w:r>
         <w:drawing>
           <wp:inline>
-            <wp:extent cx="5334000" cy="4333875"/>
+            <wp:extent cx="2935866" cy="2385391"/>
             <wp:effectExtent b="0" l="0" r="0" t="0"/>
             <wp:docPr descr="" title="" id="37" name="Picture"/>
             <a:graphic>
@@ -3395,7 +3395,7 @@
                   <pic:spPr bwMode="auto">
                     <a:xfrm>
                       <a:off x="0" y="0"/>
-                      <a:ext cx="5334000" cy="4333875"/>
+                      <a:ext cx="2935866" cy="2385391"/>
                     </a:xfrm>
                     <a:prstGeom prst="rect">
                       <a:avLst/>
@@ -5608,7 +5608,7 @@
       <w:r>
         <w:drawing>
           <wp:inline>
-            <wp:extent cx="5334000" cy="4333875"/>
+            <wp:extent cx="2935866" cy="2385391"/>
             <wp:effectExtent b="0" l="0" r="0" t="0"/>
             <wp:docPr descr="" title="" id="77" name="Picture"/>
             <a:graphic>
@@ -5629,7 +5629,7 @@
                   <pic:spPr bwMode="auto">
                     <a:xfrm>
                       <a:off x="0" y="0"/>
-                      <a:ext cx="5334000" cy="4333875"/>
+                      <a:ext cx="2935866" cy="2385391"/>
                     </a:xfrm>
                     <a:prstGeom prst="rect">
                       <a:avLst/>
@@ -6460,7 +6460,7 @@
       <w:r>
         <w:drawing>
           <wp:inline>
-            <wp:extent cx="5334000" cy="4333875"/>
+            <wp:extent cx="2935866" cy="2385391"/>
             <wp:effectExtent b="0" l="0" r="0" t="0"/>
             <wp:docPr descr="" title="" id="88" name="Picture"/>
             <a:graphic>
@@ -6481,7 +6481,7 @@
                   <pic:spPr bwMode="auto">
                     <a:xfrm>
                       <a:off x="0" y="0"/>
-                      <a:ext cx="5334000" cy="4333875"/>
+                      <a:ext cx="2935866" cy="2385391"/>
                     </a:xfrm>
                     <a:prstGeom prst="rect">
                       <a:avLst/>
@@ -7165,7 +7165,7 @@
       <w:r>
         <w:drawing>
           <wp:inline>
-            <wp:extent cx="5334000" cy="5020235"/>
+            <wp:extent cx="3119357" cy="2935866"/>
             <wp:effectExtent b="0" l="0" r="0" t="0"/>
             <wp:docPr descr="" title="" id="97" name="Picture"/>
             <a:graphic>
@@ -7186,7 +7186,7 @@
                   <pic:spPr bwMode="auto">
                     <a:xfrm>
                       <a:off x="0" y="0"/>
-                      <a:ext cx="5334000" cy="5020235"/>
+                      <a:ext cx="3119357" cy="2935866"/>
                     </a:xfrm>
                     <a:prstGeom prst="rect">
                       <a:avLst/>
@@ -7365,7 +7365,7 @@
       <w:r>
         <w:drawing>
           <wp:inline>
-            <wp:extent cx="5334000" cy="4741333"/>
+            <wp:extent cx="3302849" cy="2935866"/>
             <wp:effectExtent b="0" l="0" r="0" t="0"/>
             <wp:docPr descr="" title="" id="103" name="Picture"/>
             <a:graphic>
@@ -7386,7 +7386,7 @@
                   <pic:spPr bwMode="auto">
                     <a:xfrm>
                       <a:off x="0" y="0"/>
-                      <a:ext cx="5334000" cy="4741333"/>
+                      <a:ext cx="3302849" cy="2935866"/>
                     </a:xfrm>
                     <a:prstGeom prst="rect">
                       <a:avLst/>
@@ -7856,7 +7856,7 @@
       <w:r>
         <w:drawing>
           <wp:inline>
-            <wp:extent cx="5334000" cy="4622800"/>
+            <wp:extent cx="2752374" cy="2385391"/>
             <wp:effectExtent b="0" l="0" r="0" t="0"/>
             <wp:docPr descr="" title="" id="117" name="Picture"/>
             <a:graphic>
@@ -7877,7 +7877,7 @@
                   <pic:spPr bwMode="auto">
                     <a:xfrm>
                       <a:off x="0" y="0"/>
-                      <a:ext cx="5334000" cy="4622800"/>
+                      <a:ext cx="2752374" cy="2385391"/>
                     </a:xfrm>
                     <a:prstGeom prst="rect">
                       <a:avLst/>
@@ -10001,7 +10001,7 @@
             <w:r>
               <w:drawing>
                 <wp:inline>
-                  <wp:extent cx="5334000" cy="4333875"/>
+                  <wp:extent cx="2935866" cy="2385391"/>
                   <wp:effectExtent b="0" l="0" r="0" t="0"/>
                   <wp:docPr descr="" title="" id="137" name="Picture"/>
                   <a:graphic>
@@ -10022,7 +10022,7 @@
                         <pic:spPr bwMode="auto">
                           <a:xfrm>
                             <a:off x="0" y="0"/>
-                            <a:ext cx="5334000" cy="4333875"/>
+                            <a:ext cx="2935866" cy="2385391"/>
                           </a:xfrm>
                           <a:prstGeom prst="rect">
                             <a:avLst/>
@@ -12422,7 +12422,7 @@
       <w:r>
         <w:drawing>
           <wp:inline>
-            <wp:extent cx="5334000" cy="5020235"/>
+            <wp:extent cx="3119357" cy="2935866"/>
             <wp:effectExtent b="0" l="0" r="0" t="0"/>
             <wp:docPr descr="" title="" id="158" name="Picture"/>
             <a:graphic>
@@ -12443,7 +12443,7 @@
                   <pic:spPr bwMode="auto">
                     <a:xfrm>
                       <a:off x="0" y="0"/>
-                      <a:ext cx="5334000" cy="5020235"/>
+                      <a:ext cx="3119357" cy="2935866"/>
                     </a:xfrm>
                     <a:prstGeom prst="rect">
                       <a:avLst/>
@@ -13514,7 +13514,7 @@
       <w:r>
         <w:drawing>
           <wp:inline>
-            <wp:extent cx="5334000" cy="4622800"/>
+            <wp:extent cx="2752374" cy="2385391"/>
             <wp:effectExtent b="0" l="0" r="0" t="0"/>
             <wp:docPr descr="" title="" id="168" name="Picture"/>
             <a:graphic>
@@ -13535,7 +13535,7 @@
                   <pic:spPr bwMode="auto">
                     <a:xfrm>
                       <a:off x="0" y="0"/>
-                      <a:ext cx="5334000" cy="4622800"/>
+                      <a:ext cx="2752374" cy="2385391"/>
                     </a:xfrm>
                     <a:prstGeom prst="rect">
                       <a:avLst/>
@@ -13606,7 +13606,7 @@
       <w:r>
         <w:drawing>
           <wp:inline>
-            <wp:extent cx="5334000" cy="4622800"/>
+            <wp:extent cx="2752374" cy="2385391"/>
             <wp:effectExtent b="0" l="0" r="0" t="0"/>
             <wp:docPr descr="" title="" id="172" name="Picture"/>
             <a:graphic>
@@ -13627,7 +13627,7 @@
                   <pic:spPr bwMode="auto">
                     <a:xfrm>
                       <a:off x="0" y="0"/>
-                      <a:ext cx="5334000" cy="4622800"/>
+                      <a:ext cx="2752374" cy="2385391"/>
                     </a:xfrm>
                     <a:prstGeom prst="rect">
                       <a:avLst/>
